--- a/pr-preview/pr-424/linear-algebra-diagonalization.docx
+++ b/pr-preview/pr-424/linear-algebra-diagonalization.docx
@@ -15,10 +15,10 @@
         <w:pStyle w:val="Date"/>
       </w:pPr>
       <w:r>
-        <w:t xml:space="preserve">Last modified: 2026-10-19 13:26:01 (PDT)</w:t>
+        <w:t xml:space="preserve">Last modified: 2026-10-19 23:35:06 (PDT)</w:t>
       </w:r>
     </w:p>
-    <w:bookmarkStart w:id="79" w:name="sec-diagonalization"/>
+    <w:bookmarkStart w:id="80" w:name="sec-diagonalization"/>
     <w:p>
       <w:pPr>
         <w:pStyle w:val="Heading2"/>
@@ -133,7 +133,7 @@
               <w:pStyle w:val="BodyText"/>
             </w:pPr>
             <w:pPr>
-              <w:spacing w:before="16" w:after="16"/>
+              <w:spacing w:before="16"/>
             </w:pPr>
             <w:r>
               <w:t xml:space="preserve">This section is adapted from</w:t>
@@ -230,7 +230,13 @@
               <w:t xml:space="preserve"> </w:t>
             </w:r>
             <w:r>
-              <w:t xml:space="preserve">and its section on symmetric matrices (covered by</w:t>
+              <w:t xml:space="preserve">and the part of its section on symmetric matrices that builds bases of the column space and null space from eigenvectors are left out.</w:t>
+            </w:r>
+            <w:r>
+              <w:t xml:space="preserve"> </w:t>
+            </w:r>
+            <w:r>
+              <w:t xml:space="preserve">The rest of that section is covered by</w:t>
             </w:r>
             <w:r>
               <w:t xml:space="preserve"> </w:t>
@@ -244,13 +250,30 @@
               </w:r>
             </w:hyperlink>
             <w:r>
-              <w:t xml:space="preserve">) are left out,</w:t>
+              <w:t xml:space="preserve"> </w:t>
+            </w:r>
+            <w:r>
+              <w:t xml:space="preserve">and</w:t>
+            </w:r>
+            <w:r>
+              <w:t xml:space="preserve"> </w:t>
+            </w:r>
+            <w:hyperlink r:id="rId15">
+              <w:r>
+                <w:rPr>
+                  <w:rStyle w:val="Hyperlink"/>
+                </w:rPr>
+                <w:t xml:space="preserve">Theorem 13 in Special Matrices and Decompositions</w:t>
+              </w:r>
+            </w:hyperlink>
+            <w:r>
+              <w:t xml:space="preserve">.</w:t>
             </w:r>
             <w:r>
               <w:t xml:space="preserve"> </w:t>
             </w:r>
             <w:r>
-              <w:t xml:space="preserve">and its result that eigenvalues of orthogonal matrices have modulus</w:t>
+              <w:t xml:space="preserve">Its result that eigenvalues of orthogonal matrices have modulus</w:t>
             </w:r>
             <w:r>
               <w:t xml:space="preserve"> </w:t>
@@ -282,6 +305,82 @@
             </m:oMath>
             <w:r>
               <w:t xml:space="preserve">.</w:t>
+            </w:r>
+            <w:r>
+              <w:t xml:space="preserve"> </w:t>
+            </w:r>
+            <w:r>
+              <w:t xml:space="preserve">Three other parts of the source are not part of this section:</w:t>
+            </w:r>
+          </w:p>
+          <w:p>
+            <w:pPr>
+              <w:pStyle w:val="Compact"/>
+              <w:numPr>
+                <w:ilvl w:val="0"/>
+                <w:numId w:val="1001"/>
+              </w:numPr>
+            </w:pPr>
+            <w:r>
+              <w:t xml:space="preserve">its statement that the eigenvalues of a lower triangular matrix are also its diagonal entries (</w:t>
+            </w:r>
+            <w:hyperlink w:anchor="thm-eigen-triangular">
+              <w:r>
+                <w:rPr>
+                  <w:rStyle w:val="Hyperlink"/>
+                </w:rPr>
+                <w:t xml:space="preserve">Theorem 4</w:t>
+              </w:r>
+            </w:hyperlink>
+            <w:r>
+              <w:t xml:space="preserve"> </w:t>
+            </w:r>
+            <w:r>
+              <w:t xml:space="preserve">states the upper triangular case)</w:t>
+            </w:r>
+          </w:p>
+          <w:p>
+            <w:pPr>
+              <w:pStyle w:val="Compact"/>
+              <w:numPr>
+                <w:ilvl w:val="0"/>
+                <w:numId w:val="1001"/>
+              </w:numPr>
+            </w:pPr>
+            <w:r>
+              <w:t xml:space="preserve">its three further examples of matrices with geometric multiplicity smaller than algebraic multiplicity</w:t>
+            </w:r>
+            <w:r>
+              <w:t xml:space="preserve"> </w:t>
+            </w:r>
+            <w:r>
+              <w:t xml:space="preserve">(</w:t>
+            </w:r>
+            <w:hyperlink w:anchor="exm-eigenspace">
+              <w:r>
+                <w:rPr>
+                  <w:rStyle w:val="Hyperlink"/>
+                </w:rPr>
+                <w:t xml:space="preserve">Example 2</w:t>
+              </w:r>
+            </w:hyperlink>
+            <w:r>
+              <w:t xml:space="preserve"> </w:t>
+            </w:r>
+            <w:r>
+              <w:t xml:space="preserve">gives one nilpotent example)</w:t>
+            </w:r>
+          </w:p>
+          <w:p>
+            <w:pPr>
+              <w:pStyle w:val="Compact"/>
+              <w:numPr>
+                <w:ilvl w:val="0"/>
+                <w:numId w:val="1001"/>
+              </w:numPr>
+            </w:pPr>
+            <w:r>
+              <w:t xml:space="preserve">its code cells</w:t>
             </w:r>
             <w:r>
               <w:t xml:space="preserve"> </w:t>
@@ -300,10 +399,10 @@
         </w:tc>
       </w:tr>
     </w:tbl>
-    <w:bookmarkStart w:id="17" w:name="thm-invertible-rank"/>
+    <w:bookmarkStart w:id="18" w:name="thm-invertible-rank"/>
     <w:p>
       <w:pPr>
-        <w:pStyle w:val="BodyText"/>
+        <w:pStyle w:val="FirstParagraph"/>
       </w:pPr>
       <w:r>
         <w:rPr>
@@ -358,7 +457,7 @@
       <w:r>
         <w:t xml:space="preserve">is invertible (</w:t>
       </w:r>
-      <w:hyperlink r:id="rId15">
+      <w:hyperlink r:id="rId16">
         <w:r>
           <w:rPr>
             <w:rStyle w:val="Hyperlink"/>
@@ -422,7 +521,7 @@
       <w:r>
         <w:t xml:space="preserve"> </w:t>
       </w:r>
-      <w:hyperlink r:id="rId16">
+      <w:hyperlink r:id="rId17">
         <w:r>
           <w:rPr>
             <w:rStyle w:val="Hyperlink"/>
@@ -449,7 +548,7 @@
         <w:t xml:space="preserve">.</w:t>
       </w:r>
     </w:p>
-    <w:bookmarkEnd w:id="17"/>
+    <w:bookmarkEnd w:id="18"/>
     <w:p>
       <w:pPr>
         <w:pStyle w:val="BodyText"/>
@@ -609,12 +708,12 @@
       <w:r>
         <w:t xml:space="preserve">(</w:t>
       </w:r>
-      <w:hyperlink r:id="rId18">
+      <w:hyperlink r:id="rId19">
         <w:r>
           <w:rPr>
             <w:rStyle w:val="Hyperlink"/>
           </w:rPr>
-          <w:t xml:space="preserve">Theorem 8 in Column Space, Null Space and Rank-Nullity</w:t>
+          <w:t xml:space="preserve">Theorem 7 in Column Space, Null Space and Rank-Nullity</w:t>
         </w:r>
       </w:hyperlink>
       <w:r>
@@ -682,7 +781,7 @@
       <w:r>
         <w:t xml:space="preserve">(</w:t>
       </w:r>
-      <w:hyperlink r:id="rId19">
+      <w:hyperlink r:id="rId20">
         <w:r>
           <w:rPr>
             <w:rStyle w:val="Hyperlink"/>
@@ -743,7 +842,7 @@
       <w:r>
         <w:t xml:space="preserve">(</w:t>
       </w:r>
-      <w:hyperlink r:id="rId20">
+      <w:hyperlink r:id="rId21">
         <w:r>
           <w:rPr>
             <w:rStyle w:val="Hyperlink"/>
@@ -1418,7 +1517,7 @@
       <w:r>
         <w:t xml:space="preserve"> </w:t>
       </w:r>
-      <w:hyperlink r:id="rId15">
+      <w:hyperlink r:id="rId16">
         <w:r>
           <w:rPr>
             <w:rStyle w:val="Hyperlink"/>
@@ -1438,12 +1537,12 @@
       <w:r>
         <w:t xml:space="preserve"> </w:t>
       </w:r>
-      <w:hyperlink r:id="rId18">
+      <w:hyperlink r:id="rId19">
         <w:r>
           <w:rPr>
             <w:rStyle w:val="Hyperlink"/>
           </w:rPr>
-          <w:t xml:space="preserve">Theorem 8 in Column Space, Null Space and Rank-Nullity</w:t>
+          <w:t xml:space="preserve">Theorem 7 in Column Space, Null Space and Rank-Nullity</w:t>
         </w:r>
       </w:hyperlink>
       <w:r>
@@ -1510,7 +1609,7 @@
       <w:r>
         <w:t xml:space="preserve">(</w:t>
       </w:r>
-      <w:hyperlink r:id="rId21">
+      <w:hyperlink r:id="rId22">
         <w:r>
           <w:rPr>
             <w:rStyle w:val="Hyperlink"/>
@@ -1524,7 +1623,7 @@
       <w:r>
         <w:t xml:space="preserve"> </w:t>
       </w:r>
-      <w:hyperlink r:id="rId22">
+      <w:hyperlink r:id="rId23">
         <w:r>
           <w:rPr>
             <w:rStyle w:val="Hyperlink"/>
@@ -1561,7 +1660,7 @@
       <w:r>
         <w:t xml:space="preserve">(</w:t>
       </w:r>
-      <w:hyperlink r:id="rId23">
+      <w:hyperlink r:id="rId24">
         <w:r>
           <w:rPr>
             <w:rStyle w:val="Hyperlink"/>
@@ -1573,7 +1672,7 @@
         <w:t xml:space="preserve">).</w:t>
       </w:r>
     </w:p>
-    <w:bookmarkStart w:id="25" w:name="exm-invertible-rank"/>
+    <w:bookmarkStart w:id="26" w:name="exm-invertible-rank"/>
     <w:p>
       <w:pPr>
         <w:pStyle w:val="BodyText"/>
@@ -1597,7 +1696,7 @@
         <w:pStyle w:val="Compact"/>
         <w:numPr>
           <w:ilvl w:val="0"/>
-          <w:numId w:val="1001"/>
+          <w:numId w:val="1002"/>
         </w:numPr>
       </w:pPr>
       <m:oMath>
@@ -1665,7 +1764,7 @@
       <w:r>
         <w:t xml:space="preserve"> </w:t>
       </w:r>
-      <w:hyperlink r:id="rId24">
+      <w:hyperlink r:id="rId25">
         <w:r>
           <w:rPr>
             <w:rStyle w:val="Hyperlink"/>
@@ -1933,7 +2032,7 @@
         <w:pStyle w:val="Compact"/>
         <w:numPr>
           <w:ilvl w:val="0"/>
-          <w:numId w:val="1001"/>
+          <w:numId w:val="1002"/>
         </w:numPr>
       </w:pPr>
       <m:oMath>
@@ -2059,7 +2158,7 @@
       <w:r>
         <w:t xml:space="preserve"> </w:t>
       </w:r>
-      <w:hyperlink r:id="rId24">
+      <w:hyperlink r:id="rId25">
         <w:r>
           <w:rPr>
             <w:rStyle w:val="Hyperlink"/>
@@ -2074,8 +2173,8 @@
         <w:t xml:space="preserve">found.</w:t>
       </w:r>
     </w:p>
-    <w:bookmarkEnd w:id="25"/>
-    <w:bookmarkStart w:id="27" w:name="def-eigenspace"/>
+    <w:bookmarkEnd w:id="26"/>
+    <w:bookmarkStart w:id="28" w:name="def-eigenspace"/>
     <w:p>
       <w:pPr>
         <w:pStyle w:val="FirstParagraph"/>
@@ -2328,7 +2427,7 @@
       <w:r>
         <w:t xml:space="preserve">(</w:t>
       </w:r>
-      <w:hyperlink r:id="rId26">
+      <w:hyperlink r:id="rId27">
         <w:r>
           <w:rPr>
             <w:rStyle w:val="Hyperlink"/>
@@ -2340,8 +2439,8 @@
         <w:t xml:space="preserve">).</w:t>
       </w:r>
     </w:p>
-    <w:bookmarkEnd w:id="27"/>
-    <w:bookmarkStart w:id="28" w:name="def-geometric-multiplicity"/>
+    <w:bookmarkEnd w:id="28"/>
+    <w:bookmarkStart w:id="29" w:name="def-geometric-multiplicity"/>
     <w:p>
       <w:pPr>
         <w:pStyle w:val="BodyText"/>
@@ -2359,7 +2458,7 @@
       <w:r>
         <w:t xml:space="preserve">The dimension (</w:t>
       </w:r>
-      <w:hyperlink r:id="rId21">
+      <w:hyperlink r:id="rId22">
         <w:r>
           <w:rPr>
             <w:rStyle w:val="Hyperlink"/>
@@ -2456,8 +2555,8 @@
         <w:t xml:space="preserve">.</w:t>
       </w:r>
     </w:p>
-    <w:bookmarkEnd w:id="28"/>
-    <w:bookmarkStart w:id="30" w:name="exm-eigenspace"/>
+    <w:bookmarkEnd w:id="29"/>
+    <w:bookmarkStart w:id="31" w:name="exm-eigenspace"/>
     <w:p>
       <w:pPr>
         <w:pStyle w:val="BodyText"/>
@@ -2480,7 +2579,7 @@
       <w:pPr>
         <w:numPr>
           <w:ilvl w:val="0"/>
-          <w:numId w:val="1002"/>
+          <w:numId w:val="1003"/>
         </w:numPr>
       </w:pPr>
       <w:r>
@@ -2566,7 +2665,7 @@
       <w:r>
         <w:t xml:space="preserve"> </w:t>
       </w:r>
-      <w:hyperlink r:id="rId29">
+      <w:hyperlink r:id="rId30">
         <w:r>
           <w:rPr>
             <w:rStyle w:val="Hyperlink"/>
@@ -2886,7 +2985,7 @@
       <w:pPr>
         <w:numPr>
           <w:ilvl w:val="0"/>
-          <w:numId w:val="1002"/>
+          <w:numId w:val="1003"/>
         </w:numPr>
       </w:pPr>
       <w:r>
@@ -3475,8 +3574,8 @@
         <w:t xml:space="preserve">.</w:t>
       </w:r>
     </w:p>
-    <w:bookmarkEnd w:id="30"/>
-    <w:bookmarkStart w:id="31" w:name="exm-not-eigenspace"/>
+    <w:bookmarkEnd w:id="31"/>
+    <w:bookmarkStart w:id="32" w:name="exm-not-eigenspace"/>
     <w:p>
       <w:pPr>
         <w:pStyle w:val="FirstParagraph"/>
@@ -4084,8 +4183,8 @@
         <w:t xml:space="preserve">.</w:t>
       </w:r>
     </w:p>
-    <w:bookmarkEnd w:id="31"/>
-    <w:bookmarkStart w:id="32" w:name="thm-eigenvalue-singular"/>
+    <w:bookmarkEnd w:id="32"/>
+    <w:bookmarkStart w:id="33" w:name="thm-eigenvalue-singular"/>
     <w:p>
       <w:pPr>
         <w:pStyle w:val="BodyText"/>
@@ -4299,7 +4398,7 @@
       <w:r>
         <w:t xml:space="preserve">is singular (</w:t>
       </w:r>
-      <w:hyperlink r:id="rId15">
+      <w:hyperlink r:id="rId16">
         <w:r>
           <w:rPr>
             <w:rStyle w:val="Hyperlink"/>
@@ -4442,7 +4541,7 @@
         <w:t xml:space="preserve">.</w:t>
       </w:r>
     </w:p>
-    <w:bookmarkEnd w:id="32"/>
+    <w:bookmarkEnd w:id="33"/>
     <w:p>
       <w:pPr>
         <w:pStyle w:val="BodyText"/>
@@ -4719,7 +4818,7 @@
       <w:r>
         <w:t xml:space="preserve">An eigenspace is a null space, so it is a subspace (</w:t>
       </w:r>
-      <w:hyperlink r:id="rId26">
+      <w:hyperlink r:id="rId27">
         <w:r>
           <w:rPr>
             <w:rStyle w:val="Hyperlink"/>
@@ -4731,7 +4830,7 @@
         <w:t xml:space="preserve">).</w:t>
       </w:r>
     </w:p>
-    <w:bookmarkStart w:id="33" w:name="exm-eigenvalue-singular"/>
+    <w:bookmarkStart w:id="34" w:name="exm-eigenvalue-singular"/>
     <w:p>
       <w:pPr>
         <w:pStyle w:val="BodyText"/>
@@ -4979,7 +5078,7 @@
       <w:r>
         <w:t xml:space="preserve"> </w:t>
       </w:r>
-      <w:hyperlink r:id="rId29">
+      <w:hyperlink r:id="rId30">
         <w:r>
           <w:rPr>
             <w:rStyle w:val="Hyperlink"/>
@@ -5511,8 +5610,8 @@
         <w:t xml:space="preserve">.</w:t>
       </w:r>
     </w:p>
-    <w:bookmarkEnd w:id="33"/>
-    <w:bookmarkStart w:id="35" w:name="thm-eigen-shift-power"/>
+    <w:bookmarkEnd w:id="34"/>
+    <w:bookmarkStart w:id="36" w:name="thm-eigen-shift-power"/>
     <w:p>
       <w:pPr>
         <w:pStyle w:val="BodyText"/>
@@ -5613,7 +5712,7 @@
         <w:pStyle w:val="Compact"/>
         <w:numPr>
           <w:ilvl w:val="0"/>
-          <w:numId w:val="1003"/>
+          <w:numId w:val="1004"/>
         </w:numPr>
       </w:pPr>
       <w:r>
@@ -5706,7 +5805,7 @@
         <w:pStyle w:val="Compact"/>
         <w:numPr>
           <w:ilvl w:val="0"/>
-          <w:numId w:val="1003"/>
+          <w:numId w:val="1004"/>
         </w:numPr>
       </w:pPr>
       <w:r>
@@ -5744,7 +5843,7 @@
       <w:r>
         <w:t xml:space="preserve">(</w:t>
       </w:r>
-      <w:hyperlink r:id="rId34">
+      <w:hyperlink r:id="rId35">
         <w:r>
           <w:rPr>
             <w:rStyle w:val="Hyperlink"/>
@@ -5793,7 +5892,7 @@
         <w:t xml:space="preserve">.</w:t>
       </w:r>
     </w:p>
-    <w:bookmarkEnd w:id="35"/>
+    <w:bookmarkEnd w:id="36"/>
     <w:p>
       <w:pPr>
         <w:pStyle w:val="FirstParagraph"/>
@@ -5860,7 +5959,7 @@
         </w:rPr>
         <w:t xml:space="preserve"> </w:t>
       </w:r>
-      <w:hyperlink r:id="rId36">
+      <w:hyperlink r:id="rId37">
         <w:r>
           <w:rPr>
             <w:rStyle w:val="Hyperlink"/>
@@ -6003,7 +6102,7 @@
         <w:t xml:space="preserve">is an eigenvector.</w:t>
       </w:r>
     </w:p>
-    <w:bookmarkStart w:id="37" w:name="exm-eigen-shift-power"/>
+    <w:bookmarkStart w:id="38" w:name="exm-eigen-shift-power"/>
     <w:p>
       <w:pPr>
         <w:pStyle w:val="BodyText"/>
@@ -6147,7 +6246,7 @@
       <w:r>
         <w:t xml:space="preserve">(</w:t>
       </w:r>
-      <w:hyperlink r:id="rId29">
+      <w:hyperlink r:id="rId30">
         <w:r>
           <w:rPr>
             <w:rStyle w:val="Hyperlink"/>
@@ -6163,7 +6262,7 @@
       <w:pPr>
         <w:numPr>
           <w:ilvl w:val="0"/>
-          <w:numId w:val="1004"/>
+          <w:numId w:val="1005"/>
         </w:numPr>
       </w:pPr>
       <m:oMath>
@@ -6664,7 +6763,7 @@
         <w:pStyle w:val="Compact"/>
         <w:numPr>
           <w:ilvl w:val="1"/>
-          <w:numId w:val="1005"/>
+          <w:numId w:val="1006"/>
         </w:numPr>
       </w:pPr>
       <w:r>
@@ -6783,8 +6882,8 @@
         <w:t xml:space="preserve">.</w:t>
       </w:r>
     </w:p>
-    <w:bookmarkEnd w:id="37"/>
-    <w:bookmarkStart w:id="39" w:name="thm-eigen-triangular"/>
+    <w:bookmarkEnd w:id="38"/>
+    <w:bookmarkStart w:id="40" w:name="thm-eigen-triangular"/>
     <w:p>
       <w:pPr>
         <w:pStyle w:val="FirstParagraph"/>
@@ -6853,7 +6952,7 @@
       <w:r>
         <w:t xml:space="preserve">(</w:t>
       </w:r>
-      <w:hyperlink r:id="rId38">
+      <w:hyperlink r:id="rId39">
         <w:r>
           <w:rPr>
             <w:rStyle w:val="Hyperlink"/>
@@ -6918,7 +7017,7 @@
         <w:t xml:space="preserve">.</w:t>
       </w:r>
     </w:p>
-    <w:bookmarkEnd w:id="39"/>
+    <w:bookmarkEnd w:id="40"/>
     <w:p>
       <w:pPr>
         <w:pStyle w:val="BodyText"/>
@@ -7015,7 +7114,7 @@
       <w:r>
         <w:t xml:space="preserve">(</w:t>
       </w:r>
-      <w:hyperlink r:id="rId40">
+      <w:hyperlink r:id="rId41">
         <w:r>
           <w:rPr>
             <w:rStyle w:val="Hyperlink"/>
@@ -7029,7 +7128,7 @@
       <w:r>
         <w:t xml:space="preserve"> </w:t>
       </w:r>
-      <w:hyperlink r:id="rId41">
+      <w:hyperlink r:id="rId42">
         <w:r>
           <w:rPr>
             <w:rStyle w:val="Hyperlink"/>
@@ -7149,12 +7248,12 @@
       <w:r>
         <w:t xml:space="preserve">(</w:t>
       </w:r>
-      <w:hyperlink r:id="rId42">
+      <w:hyperlink r:id="rId43">
         <w:r>
           <w:rPr>
             <w:rStyle w:val="Hyperlink"/>
           </w:rPr>
-          <w:t xml:space="preserve">Theorem 16 in Projections and Linear Systems</w:t>
+          <w:t xml:space="preserve">Theorem 17 in Projections and Linear Systems</w:t>
         </w:r>
       </w:hyperlink>
       <w:r>
@@ -7951,7 +8050,7 @@
         <w:pStyle w:val="Compact"/>
         <w:numPr>
           <w:ilvl w:val="0"/>
-          <w:numId w:val="1006"/>
+          <w:numId w:val="1007"/>
         </w:numPr>
       </w:pPr>
       <w:r>
@@ -8011,7 +8110,7 @@
         <w:pStyle w:val="Compact"/>
         <w:numPr>
           <w:ilvl w:val="0"/>
-          <w:numId w:val="1006"/>
+          <w:numId w:val="1007"/>
         </w:numPr>
       </w:pPr>
       <w:r>
@@ -8093,7 +8192,7 @@
         <w:pStyle w:val="Compact"/>
         <w:numPr>
           <w:ilvl w:val="0"/>
-          <w:numId w:val="1006"/>
+          <w:numId w:val="1007"/>
         </w:numPr>
       </w:pPr>
       <w:r>
@@ -8334,12 +8433,12 @@
       <w:r>
         <w:t xml:space="preserve"> </w:t>
       </w:r>
-      <w:hyperlink r:id="rId42">
+      <w:hyperlink r:id="rId43">
         <w:r>
           <w:rPr>
             <w:rStyle w:val="Hyperlink"/>
           </w:rPr>
-          <w:t xml:space="preserve">Theorem 16 in Projections and Linear Systems</w:t>
+          <w:t xml:space="preserve">Theorem 17 in Projections and Linear Systems</w:t>
         </w:r>
       </w:hyperlink>
       <w:r>
@@ -8424,7 +8523,7 @@
         <w:t xml:space="preserve">is an eigenvalue.</w:t>
       </w:r>
     </w:p>
-    <w:bookmarkStart w:id="44" w:name="exm-eigen-triangular"/>
+    <w:bookmarkStart w:id="45" w:name="exm-eigen-triangular"/>
     <w:p>
       <w:pPr>
         <w:pStyle w:val="BodyText"/>
@@ -8585,12 +8684,12 @@
       <w:r>
         <w:t xml:space="preserve"> </w:t>
       </w:r>
-      <w:hyperlink r:id="rId43">
+      <w:hyperlink r:id="rId44">
         <w:r>
           <w:rPr>
             <w:rStyle w:val="Hyperlink"/>
           </w:rPr>
-          <w:t xml:space="preserve">Example 23 in Projections and Linear Systems</w:t>
+          <w:t xml:space="preserve">Example 24 in Projections and Linear Systems</w:t>
         </w:r>
       </w:hyperlink>
       <w:r>
@@ -9216,8 +9315,8 @@
         <w:t xml:space="preserve">is its only eigenvalue.</w:t>
       </w:r>
     </w:p>
-    <w:bookmarkEnd w:id="44"/>
-    <w:bookmarkStart w:id="47" w:name="thm-eigen-idempotent-orthogonal"/>
+    <w:bookmarkEnd w:id="45"/>
+    <w:bookmarkStart w:id="48" w:name="thm-eigen-idempotent-orthogonal"/>
     <w:p>
       <w:pPr>
         <w:pStyle w:val="BodyText"/>
@@ -9241,13 +9340,13 @@
         <w:pStyle w:val="Compact"/>
         <w:numPr>
           <w:ilvl w:val="0"/>
-          <w:numId w:val="1007"/>
+          <w:numId w:val="1008"/>
         </w:numPr>
       </w:pPr>
       <w:r>
         <w:t xml:space="preserve">Every eigenvalue of an idempotent matrix (</w:t>
       </w:r>
-      <w:hyperlink r:id="rId45">
+      <w:hyperlink r:id="rId46">
         <w:r>
           <w:rPr>
             <w:rStyle w:val="Hyperlink"/>
@@ -9289,13 +9388,13 @@
         <w:pStyle w:val="Compact"/>
         <w:numPr>
           <w:ilvl w:val="0"/>
-          <w:numId w:val="1007"/>
+          <w:numId w:val="1008"/>
         </w:numPr>
       </w:pPr>
       <w:r>
         <w:t xml:space="preserve">Every eigenvalue of an orthogonal matrix (</w:t>
       </w:r>
-      <w:hyperlink r:id="rId46">
+      <w:hyperlink r:id="rId47">
         <w:r>
           <w:rPr>
             <w:rStyle w:val="Hyperlink"/>
@@ -9338,7 +9437,7 @@
         <w:t xml:space="preserve">.</w:t>
       </w:r>
     </w:p>
-    <w:bookmarkEnd w:id="47"/>
+    <w:bookmarkEnd w:id="48"/>
     <w:p>
       <w:pPr>
         <w:pStyle w:val="FirstParagraph"/>
@@ -9733,7 +9832,7 @@
       <w:r>
         <w:t xml:space="preserve">(</w:t>
       </w:r>
-      <w:hyperlink r:id="rId48">
+      <w:hyperlink r:id="rId49">
         <w:r>
           <w:rPr>
             <w:rStyle w:val="Hyperlink"/>
@@ -9879,7 +9978,7 @@
         <w:t xml:space="preserve">.</w:t>
       </w:r>
     </w:p>
-    <w:bookmarkStart w:id="52" w:name="exm-eigen-idempotent-orthogonal"/>
+    <w:bookmarkStart w:id="53" w:name="exm-eigen-idempotent-orthogonal"/>
     <w:p>
       <w:pPr>
         <w:pStyle w:val="BodyText"/>
@@ -9902,7 +10001,7 @@
       <w:pPr>
         <w:numPr>
           <w:ilvl w:val="0"/>
-          <w:numId w:val="1008"/>
+          <w:numId w:val="1009"/>
         </w:numPr>
       </w:pPr>
       <w:r>
@@ -9976,7 +10075,7 @@
       <w:r>
         <w:t xml:space="preserve"> </w:t>
       </w:r>
-      <w:hyperlink r:id="rId49">
+      <w:hyperlink r:id="rId50">
         <w:r>
           <w:rPr>
             <w:rStyle w:val="Hyperlink"/>
@@ -10163,7 +10262,7 @@
       <w:pPr>
         <w:numPr>
           <w:ilvl w:val="0"/>
-          <w:numId w:val="1008"/>
+          <w:numId w:val="1009"/>
         </w:numPr>
       </w:pPr>
       <w:r>
@@ -10307,7 +10406,7 @@
       <w:r>
         <w:t xml:space="preserve">are orthonormal (</w:t>
       </w:r>
-      <w:hyperlink r:id="rId50">
+      <w:hyperlink r:id="rId51">
         <w:r>
           <w:rPr>
             <w:rStyle w:val="Hyperlink"/>
@@ -10515,7 +10614,7 @@
       <w:pPr>
         <w:numPr>
           <w:ilvl w:val="0"/>
-          <w:numId w:val="1008"/>
+          <w:numId w:val="1009"/>
         </w:numPr>
       </w:pPr>
       <w:r>
@@ -10541,7 +10640,7 @@
       <w:r>
         <w:t xml:space="preserve"> </w:t>
       </w:r>
-      <w:hyperlink r:id="rId51">
+      <w:hyperlink r:id="rId52">
         <w:r>
           <w:rPr>
             <w:rStyle w:val="Hyperlink"/>
@@ -11138,8 +11237,8 @@
         <w:t xml:space="preserve">again.</w:t>
       </w:r>
     </w:p>
-    <w:bookmarkEnd w:id="52"/>
-    <w:bookmarkStart w:id="53" w:name="def-similar"/>
+    <w:bookmarkEnd w:id="53"/>
+    <w:bookmarkStart w:id="54" w:name="def-similar"/>
     <w:p>
       <w:pPr>
         <w:pStyle w:val="FirstParagraph"/>
@@ -11332,7 +11431,7 @@
       <w:r>
         <w:t xml:space="preserve">(</w:t>
       </w:r>
-      <w:hyperlink r:id="rId15">
+      <w:hyperlink r:id="rId16">
         <w:r>
           <w:rPr>
             <w:rStyle w:val="Hyperlink"/>
@@ -11344,8 +11443,8 @@
         <w:t xml:space="preserve">).</w:t>
       </w:r>
     </w:p>
-    <w:bookmarkEnd w:id="53"/>
-    <w:bookmarkStart w:id="55" w:name="rem-similar-both-ways"/>
+    <w:bookmarkEnd w:id="54"/>
+    <w:bookmarkStart w:id="56" w:name="rem-similar-both-ways"/>
     <w:p>
       <w:pPr>
         <w:pStyle w:val="BodyText"/>
@@ -11537,7 +11636,7 @@
         <w:pStyle w:val="Compact"/>
         <w:numPr>
           <w:ilvl w:val="0"/>
-          <w:numId w:val="1005"/>
+          <w:numId w:val="1006"/>
         </w:numPr>
       </w:pPr>
       <w:r>
@@ -11546,7 +11645,7 @@
       <w:r>
         <w:t xml:space="preserve"> </w:t>
       </w:r>
-      <w:hyperlink r:id="rId15">
+      <w:hyperlink r:id="rId16">
         <w:r>
           <w:rPr>
             <w:rStyle w:val="Hyperlink"/>
@@ -11615,7 +11714,7 @@
       <w:r>
         <w:t xml:space="preserve">and that factor is unique (</w:t>
       </w:r>
-      <w:hyperlink r:id="rId54">
+      <w:hyperlink r:id="rId55">
         <w:r>
           <w:rPr>
             <w:rStyle w:val="Hyperlink"/>
@@ -12470,8 +12569,8 @@
         <w:t xml:space="preserve">.</w:t>
       </w:r>
     </w:p>
-    <w:bookmarkEnd w:id="55"/>
-    <w:bookmarkStart w:id="58" w:name="exm-similar"/>
+    <w:bookmarkEnd w:id="56"/>
+    <w:bookmarkStart w:id="59" w:name="exm-similar"/>
     <w:p>
       <w:pPr>
         <w:pStyle w:val="BodyText"/>
@@ -13326,7 +13425,7 @@
       <w:r>
         <w:t xml:space="preserve">(</w:t>
       </w:r>
-      <w:hyperlink r:id="rId56">
+      <w:hyperlink r:id="rId57">
         <w:r>
           <w:rPr>
             <w:rStyle w:val="Hyperlink"/>
@@ -14335,7 +14434,7 @@
       <w:r>
         <w:t xml:space="preserve">(</w:t>
       </w:r>
-      <w:hyperlink r:id="rId57">
+      <w:hyperlink r:id="rId58">
         <w:r>
           <w:rPr>
             <w:rStyle w:val="Hyperlink"/>
@@ -14347,8 +14446,8 @@
         <w:t xml:space="preserve">, 2).</w:t>
       </w:r>
     </w:p>
-    <w:bookmarkEnd w:id="58"/>
-    <w:bookmarkStart w:id="59" w:name="thm-similar-eigenvalues"/>
+    <w:bookmarkEnd w:id="59"/>
+    <w:bookmarkStart w:id="60" w:name="thm-similar-eigenvalues"/>
     <w:p>
       <w:pPr>
         <w:pStyle w:val="BodyText"/>
@@ -14563,7 +14662,7 @@
         <w:t xml:space="preserve">have the same eigenvalues.</w:t>
       </w:r>
     </w:p>
-    <w:bookmarkEnd w:id="59"/>
+    <w:bookmarkEnd w:id="60"/>
     <w:p>
       <w:pPr>
         <w:pStyle w:val="BodyText"/>
@@ -14753,7 +14852,7 @@
       <w:r>
         <w:t xml:space="preserve">(</w:t>
       </w:r>
-      <w:hyperlink r:id="rId57">
+      <w:hyperlink r:id="rId58">
         <w:r>
           <w:rPr>
             <w:rStyle w:val="Hyperlink"/>
@@ -14767,7 +14866,7 @@
       <w:r>
         <w:t xml:space="preserve"> </w:t>
       </w:r>
-      <w:hyperlink r:id="rId60">
+      <w:hyperlink r:id="rId61">
         <w:r>
           <w:rPr>
             <w:rStyle w:val="Hyperlink"/>
@@ -14781,7 +14880,7 @@
       <w:r>
         <w:t xml:space="preserve"> </w:t>
       </w:r>
-      <w:hyperlink r:id="rId61">
+      <w:hyperlink r:id="rId62">
         <w:r>
           <w:rPr>
             <w:rStyle w:val="Hyperlink"/>
@@ -15250,7 +15349,7 @@
       <w:r>
         <w:t xml:space="preserve">(</w:t>
       </w:r>
-      <w:hyperlink r:id="rId60">
+      <w:hyperlink r:id="rId61">
         <w:r>
           <w:rPr>
             <w:rStyle w:val="Hyperlink"/>
@@ -15264,7 +15363,7 @@
       <w:r>
         <w:t xml:space="preserve"> </w:t>
       </w:r>
-      <w:hyperlink r:id="rId57">
+      <w:hyperlink r:id="rId58">
         <w:r>
           <w:rPr>
             <w:rStyle w:val="Hyperlink"/>
@@ -15276,7 +15375,7 @@
         <w:t xml:space="preserve">).</w:t>
       </w:r>
     </w:p>
-    <w:bookmarkStart w:id="62" w:name="exm-similar-eigenvalues"/>
+    <w:bookmarkStart w:id="63" w:name="exm-similar-eigenvalues"/>
     <w:p>
       <w:pPr>
         <w:pStyle w:val="BodyText"/>
@@ -15851,7 +15950,7 @@
       <w:r>
         <w:t xml:space="preserve"> </w:t>
       </w:r>
-      <w:hyperlink r:id="rId29">
+      <w:hyperlink r:id="rId30">
         <w:r>
           <w:rPr>
             <w:rStyle w:val="Hyperlink"/>
@@ -15863,8 +15962,8 @@
         <w:t xml:space="preserve">.</w:t>
       </w:r>
     </w:p>
-    <w:bookmarkEnd w:id="62"/>
-    <w:bookmarkStart w:id="64" w:name="thm-eigenvectors-independent"/>
+    <w:bookmarkEnd w:id="63"/>
+    <w:bookmarkStart w:id="65" w:name="thm-eigenvectors-independent"/>
     <w:p>
       <w:pPr>
         <w:pStyle w:val="BodyText"/>
@@ -16005,7 +16104,7 @@
       <w:r>
         <w:t xml:space="preserve">are linearly independent (</w:t>
       </w:r>
-      <w:hyperlink r:id="rId63">
+      <w:hyperlink r:id="rId64">
         <w:r>
           <w:rPr>
             <w:rStyle w:val="Hyperlink"/>
@@ -16017,7 +16116,7 @@
         <w:t xml:space="preserve">).</w:t>
       </w:r>
     </w:p>
-    <w:bookmarkEnd w:id="64"/>
+    <w:bookmarkEnd w:id="65"/>
     <w:p>
       <w:pPr>
         <w:pStyle w:val="BodyText"/>
@@ -16038,7 +16137,7 @@
       <w:r>
         <w:t xml:space="preserve"> </w:t>
       </w:r>
-      <w:hyperlink r:id="rId36">
+      <w:hyperlink r:id="rId37">
         <w:r>
           <w:rPr>
             <w:rStyle w:val="Hyperlink"/>
@@ -16447,7 +16546,7 @@
         <w:t xml:space="preserve">too.</w:t>
       </w:r>
     </w:p>
-    <w:bookmarkStart w:id="65" w:name="exm-eigenvectors-independent"/>
+    <w:bookmarkStart w:id="66" w:name="exm-eigenvectors-independent"/>
     <w:p>
       <w:pPr>
         <w:pStyle w:val="BodyText"/>
@@ -16572,7 +16671,7 @@
       <w:r>
         <w:t xml:space="preserve"> </w:t>
       </w:r>
-      <w:hyperlink r:id="rId29">
+      <w:hyperlink r:id="rId30">
         <w:r>
           <w:rPr>
             <w:rStyle w:val="Hyperlink"/>
@@ -16953,8 +17052,8 @@
         <w:t xml:space="preserve">.</w:t>
       </w:r>
     </w:p>
-    <w:bookmarkEnd w:id="65"/>
-    <w:bookmarkStart w:id="67" w:name="def-diagonalizable"/>
+    <w:bookmarkEnd w:id="66"/>
+    <w:bookmarkStart w:id="68" w:name="def-diagonalizable"/>
     <w:p>
       <w:pPr>
         <w:pStyle w:val="BodyText"/>
@@ -17170,7 +17269,7 @@
       <w:r>
         <w:t xml:space="preserve">(</w:t>
       </w:r>
-      <w:hyperlink r:id="rId66">
+      <w:hyperlink r:id="rId67">
         <w:r>
           <w:rPr>
             <w:rStyle w:val="Hyperlink"/>
@@ -17272,8 +17371,8 @@
         <w:t xml:space="preserve">).</w:t>
       </w:r>
     </w:p>
-    <w:bookmarkEnd w:id="67"/>
-    <w:bookmarkStart w:id="68" w:name="exm-diagonalizable"/>
+    <w:bookmarkEnd w:id="68"/>
+    <w:bookmarkStart w:id="69" w:name="exm-diagonalizable"/>
     <w:p>
       <w:pPr>
         <w:pStyle w:val="BodyText"/>
@@ -17296,7 +17395,7 @@
       <w:pPr>
         <w:numPr>
           <w:ilvl w:val="0"/>
-          <w:numId w:val="1009"/>
+          <w:numId w:val="1010"/>
         </w:numPr>
       </w:pPr>
       <m:oMath>
@@ -17492,7 +17591,7 @@
       <w:pPr>
         <w:numPr>
           <w:ilvl w:val="0"/>
-          <w:numId w:val="1009"/>
+          <w:numId w:val="1010"/>
         </w:numPr>
       </w:pPr>
       <m:oMath>
@@ -18003,8 +18102,8 @@
         <w:t xml:space="preserve">which it is not.</w:t>
       </w:r>
     </w:p>
-    <w:bookmarkEnd w:id="68"/>
-    <w:bookmarkStart w:id="69" w:name="thm-diagonalizable"/>
+    <w:bookmarkEnd w:id="69"/>
+    <w:bookmarkStart w:id="70" w:name="thm-diagonalizable"/>
     <w:p>
       <w:pPr>
         <w:pStyle w:val="FirstParagraph"/>
@@ -18187,7 +18286,7 @@
         <w:t xml:space="preserve">.</w:t>
       </w:r>
     </w:p>
-    <w:bookmarkEnd w:id="69"/>
+    <w:bookmarkEnd w:id="70"/>
     <w:p>
       <w:pPr>
         <w:pStyle w:val="BodyText"/>
@@ -18484,7 +18583,7 @@
       <w:r>
         <w:t xml:space="preserve">(</w:t>
       </w:r>
-      <w:hyperlink r:id="rId56">
+      <w:hyperlink r:id="rId57">
         <w:r>
           <w:rPr>
             <w:rStyle w:val="Hyperlink"/>
@@ -18498,7 +18597,7 @@
       <w:r>
         <w:t xml:space="preserve"> </w:t>
       </w:r>
-      <w:hyperlink r:id="rId70">
+      <w:hyperlink r:id="rId71">
         <w:r>
           <w:rPr>
             <w:rStyle w:val="Hyperlink"/>
@@ -18520,14 +18619,14 @@
       <w:pPr>
         <w:pStyle w:val="BodyText"/>
       </w:pPr>
-      <w:bookmarkStart w:id="71" w:name="eq-ax-xlambda"/>
+      <w:bookmarkStart w:id="72" w:name="eq-ax-xlambda"/>
       <w:r>
         <w:t xml:space="preserve">$$
     \mathbf{A} \mathbf{X} = \mathbf{X} \mathbf{\Lambda}
     \iff \mathbf{A} \mathord{\smash[b]{\underset{\raise.3ex\hbox{$\scriptstyle\sim$}}{x}}\vphantom{x}}_j = \lambda_j \mathord{\smash[b]{\underset{\raise.3ex\hbox{$\scriptstyle\sim$}}{x}}\vphantom{x}}_j \text{ for every } j.
      \qquad(1)$$</w:t>
       </w:r>
-      <w:bookmarkEnd w:id="71"/>
+      <w:bookmarkEnd w:id="72"/>
     </w:p>
     <w:p>
       <w:pPr>
@@ -18581,7 +18680,7 @@
       <w:r>
         <w:t xml:space="preserve">columns are linearly independent (</w:t>
       </w:r>
-      <w:hyperlink r:id="rId72">
+      <w:hyperlink r:id="rId73">
         <w:r>
           <w:rPr>
             <w:rStyle w:val="Hyperlink"/>
@@ -19573,7 +19672,7 @@
         <w:t xml:space="preserve">linearly independent eigenvectors.</w:t>
       </w:r>
     </w:p>
-    <w:bookmarkStart w:id="74" w:name="exm-thm-diagonalizable"/>
+    <w:bookmarkStart w:id="75" w:name="exm-thm-diagonalizable"/>
     <w:p>
       <w:pPr>
         <w:pStyle w:val="BodyText"/>
@@ -20056,7 +20155,7 @@
       <w:r>
         <w:t xml:space="preserve">(</w:t>
       </w:r>
-      <w:hyperlink r:id="rId73">
+      <w:hyperlink r:id="rId74">
         <w:r>
           <w:rPr>
             <w:rStyle w:val="Hyperlink"/>
@@ -20220,8 +20319,8 @@
         <w:t xml:space="preserve">another way to see that it is not diagonalizable.</w:t>
       </w:r>
     </w:p>
-    <w:bookmarkEnd w:id="74"/>
-    <w:bookmarkStart w:id="75" w:name="cor-distinct-diagonalizable"/>
+    <w:bookmarkEnd w:id="75"/>
+    <w:bookmarkStart w:id="76" w:name="cor-distinct-diagonalizable"/>
     <w:p>
       <w:pPr>
         <w:pStyle w:val="BodyText"/>
@@ -20277,7 +20376,7 @@
         <w:t xml:space="preserve">different eigenvalues is diagonalizable.</w:t>
       </w:r>
     </w:p>
-    <w:bookmarkEnd w:id="75"/>
+    <w:bookmarkEnd w:id="76"/>
     <w:p>
       <w:pPr>
         <w:pStyle w:val="BodyText"/>
@@ -20344,7 +20443,7 @@
         <w:t xml:space="preserve">).</w:t>
       </w:r>
     </w:p>
-    <w:bookmarkStart w:id="76" w:name="exm-distinct-diagonalizable"/>
+    <w:bookmarkStart w:id="77" w:name="exm-distinct-diagonalizable"/>
     <w:p>
       <w:pPr>
         <w:pStyle w:val="BodyText"/>
@@ -20625,8 +20724,8 @@
         <w:t xml:space="preserve">.</w:t>
       </w:r>
     </w:p>
-    <w:bookmarkEnd w:id="76"/>
-    <w:bookmarkStart w:id="77" w:name="thm-diagonalizable-powers"/>
+    <w:bookmarkEnd w:id="77"/>
+    <w:bookmarkStart w:id="78" w:name="thm-diagonalizable-powers"/>
     <w:p>
       <w:pPr>
         <w:pStyle w:val="BodyText"/>
@@ -20988,7 +21087,7 @@
         <w:t xml:space="preserve">.</w:t>
       </w:r>
     </w:p>
-    <w:bookmarkEnd w:id="77"/>
+    <w:bookmarkEnd w:id="78"/>
     <w:p>
       <w:pPr>
         <w:pStyle w:val="BodyText"/>
@@ -21843,7 +21942,7 @@
       <w:r>
         <w:t xml:space="preserve"> </w:t>
       </w:r>
-      <w:hyperlink r:id="rId36">
+      <w:hyperlink r:id="rId37">
         <w:r>
           <w:rPr>
             <w:rStyle w:val="Hyperlink"/>
@@ -22810,7 +22909,7 @@
         </m:oMath>
       </m:oMathPara>
     </w:p>
-    <w:bookmarkStart w:id="78" w:name="exm-diagonalizable-powers"/>
+    <w:bookmarkStart w:id="79" w:name="exm-diagonalizable-powers"/>
     <w:p>
       <w:pPr>
         <w:pStyle w:val="FirstParagraph"/>
@@ -24052,9 +24151,9 @@
         <w:t xml:space="preserve">.</w:t>
       </w:r>
     </w:p>
-    <w:bookmarkEnd w:id="78"/>
     <w:bookmarkEnd w:id="79"/>
-    <w:bookmarkStart w:id="142" w:name="sec-cholesky"/>
+    <w:bookmarkEnd w:id="80"/>
+    <w:bookmarkStart w:id="143" w:name="sec-cholesky"/>
     <w:p>
       <w:pPr>
         <w:pStyle w:val="Heading2"/>
@@ -24104,12 +24203,12 @@
                 <wp:inline>
                   <wp:extent cx="152400" cy="152400"/>
                   <wp:effectExtent b="0" l="0" r="0" t="0"/>
-                  <wp:docPr descr="" title="" id="80" name="Picture"/>
+                  <wp:docPr descr="" title="" id="81" name="Picture"/>
                   <a:graphic>
                     <a:graphicData uri="http://schemas.openxmlformats.org/drawingml/2006/picture">
                       <pic:pic>
                         <pic:nvPicPr>
-                          <pic:cNvPr descr="/opt/quarto/share/formats/docx/note.png" id="81" name="Picture"/>
+                          <pic:cNvPr descr="/opt/quarto/share/formats/docx/note.png" id="82" name="Picture"/>
                           <pic:cNvPicPr>
                             <a:picLocks noChangeArrowheads="1" noChangeAspect="1"/>
                           </pic:cNvPicPr>
@@ -24221,12 +24320,12 @@
             <w:r>
               <w:t xml:space="preserve">are covered in these notes already (</w:t>
             </w:r>
-            <w:hyperlink r:id="rId82">
+            <w:hyperlink r:id="rId83">
               <w:r>
                 <w:rPr>
                   <w:rStyle w:val="Hyperlink"/>
                 </w:rPr>
-                <w:t xml:space="preserve">Theorem 15 in Special Matrices and Decompositions</w:t>
+                <w:t xml:space="preserve">Theorem 17 in Special Matrices and Decompositions</w:t>
               </w:r>
             </w:hyperlink>
             <w:r>
@@ -24244,7 +24343,7 @@
               <w:pStyle w:val="Compact"/>
               <w:numPr>
                 <w:ilvl w:val="0"/>
-                <w:numId w:val="1010"/>
+                <w:numId w:val="1011"/>
               </w:numPr>
             </w:pPr>
             <w:r>
@@ -24256,7 +24355,7 @@
               <w:pStyle w:val="Compact"/>
               <w:numPr>
                 <w:ilvl w:val="0"/>
-                <w:numId w:val="1010"/>
+                <w:numId w:val="1011"/>
               </w:numPr>
             </w:pPr>
             <w:r>
@@ -24268,7 +24367,7 @@
               <w:pStyle w:val="Compact"/>
               <w:numPr>
                 <w:ilvl w:val="0"/>
-                <w:numId w:val="1010"/>
+                <w:numId w:val="1011"/>
               </w:numPr>
             </w:pPr>
             <w:r>
@@ -24280,7 +24379,7 @@
               <w:pStyle w:val="Compact"/>
               <w:numPr>
                 <w:ilvl w:val="0"/>
-                <w:numId w:val="1010"/>
+                <w:numId w:val="1011"/>
               </w:numPr>
             </w:pPr>
             <w:r>
@@ -24292,7 +24391,7 @@
               <w:pStyle w:val="Compact"/>
               <w:numPr>
                 <w:ilvl w:val="0"/>
-                <w:numId w:val="1010"/>
+                <w:numId w:val="1011"/>
               </w:numPr>
             </w:pPr>
             <w:r>
@@ -24310,11 +24409,138 @@
               <w:pStyle w:val="Compact"/>
               <w:numPr>
                 <w:ilvl w:val="0"/>
-                <w:numId w:val="1010"/>
+                <w:numId w:val="1011"/>
               </w:numPr>
             </w:pPr>
             <w:r>
               <w:t xml:space="preserve">its notes on the LU factorization and computational cost</w:t>
+            </w:r>
+          </w:p>
+          <w:p>
+            <w:pPr>
+              <w:pStyle w:val="Compact"/>
+              <w:numPr>
+                <w:ilvl w:val="0"/>
+                <w:numId w:val="1011"/>
+              </w:numPr>
+            </w:pPr>
+            <w:r>
+              <w:t xml:space="preserve">its statement that a nonnegative combination of positive semidefinite matrices is positive semidefinite</w:t>
+            </w:r>
+            <w:r>
+              <w:t xml:space="preserve"> </w:t>
+            </w:r>
+            <w:r>
+              <w:t xml:space="preserve">(</w:t>
+            </w:r>
+            <w:hyperlink w:anchor="thm-pd-operations">
+              <w:r>
+                <w:rPr>
+                  <w:rStyle w:val="Hyperlink"/>
+                </w:rPr>
+                <w:t xml:space="preserve">Theorem 11</w:t>
+              </w:r>
+            </w:hyperlink>
+            <w:r>
+              <w:t xml:space="preserve"> </w:t>
+            </w:r>
+            <w:r>
+              <w:t xml:space="preserve">states the positive definite version)</w:t>
+            </w:r>
+          </w:p>
+          <w:p>
+            <w:pPr>
+              <w:pStyle w:val="Compact"/>
+              <w:numPr>
+                <w:ilvl w:val="0"/>
+                <w:numId w:val="1011"/>
+              </w:numPr>
+            </w:pPr>
+            <w:r>
+              <w:t xml:space="preserve">its section on the ellipse</w:t>
+            </w:r>
+            <w:r>
+              <w:t xml:space="preserve"> </w:t>
+            </w:r>
+            <m:oMath>
+              <m:r>
+                <m:t>a</m:t>
+              </m:r>
+              <m:sSup>
+                <m:e>
+                  <m:r>
+                    <m:t>x</m:t>
+                  </m:r>
+                </m:e>
+                <m:sup>
+                  <m:r>
+                    <m:t>2</m:t>
+                  </m:r>
+                </m:sup>
+              </m:sSup>
+              <m:r>
+                <m:rPr>
+                  <m:sty m:val="p"/>
+                </m:rPr>
+                <m:t>+</m:t>
+              </m:r>
+              <m:r>
+                <m:t>2</m:t>
+              </m:r>
+              <m:r>
+                <m:t>b</m:t>
+              </m:r>
+              <m:r>
+                <m:t>x</m:t>
+              </m:r>
+              <m:r>
+                <m:t>y</m:t>
+              </m:r>
+              <m:r>
+                <m:rPr>
+                  <m:sty m:val="p"/>
+                </m:rPr>
+                <m:t>+</m:t>
+              </m:r>
+              <m:r>
+                <m:t>c</m:t>
+              </m:r>
+              <m:sSup>
+                <m:e>
+                  <m:r>
+                    <m:t>y</m:t>
+                  </m:r>
+                </m:e>
+                <m:sup>
+                  <m:r>
+                    <m:t>2</m:t>
+                  </m:r>
+                </m:sup>
+              </m:sSup>
+              <m:r>
+                <m:rPr>
+                  <m:sty m:val="p"/>
+                </m:rPr>
+                <m:t>=</m:t>
+              </m:r>
+              <m:r>
+                <m:t>1</m:t>
+              </m:r>
+            </m:oMath>
+            <w:r>
+              <w:t xml:space="preserve">, with its worked example of a positive definite and an indefinite matrix</w:t>
+            </w:r>
+          </w:p>
+          <w:p>
+            <w:pPr>
+              <w:pStyle w:val="Compact"/>
+              <w:numPr>
+                <w:ilvl w:val="0"/>
+                <w:numId w:val="1011"/>
+              </w:numPr>
+            </w:pPr>
+            <w:r>
+              <w:t xml:space="preserve">its numerical example of the Cholesky factorization</w:t>
             </w:r>
           </w:p>
           <w:p>
@@ -24344,7 +24570,7 @@
         </w:tc>
       </w:tr>
     </w:tbl>
-    <w:bookmarkStart w:id="85" w:name="thm-pd-gram"/>
+    <w:bookmarkStart w:id="86" w:name="thm-pd-gram"/>
     <w:p>
       <w:pPr>
         <w:pStyle w:val="BodyText"/>
@@ -24408,7 +24634,7 @@
         <w:pStyle w:val="Compact"/>
         <w:numPr>
           <w:ilvl w:val="0"/>
-          <w:numId w:val="1011"/>
+          <w:numId w:val="1012"/>
         </w:numPr>
       </w:pPr>
       <m:oMath>
@@ -24425,7 +24651,7 @@
       <w:r>
         <w:t xml:space="preserve">is positive semidefinite (</w:t>
       </w:r>
-      <w:hyperlink r:id="rId83">
+      <w:hyperlink r:id="rId84">
         <w:r>
           <w:rPr>
             <w:rStyle w:val="Hyperlink"/>
@@ -24526,7 +24752,7 @@
         <w:pStyle w:val="Compact"/>
         <w:numPr>
           <w:ilvl w:val="0"/>
-          <w:numId w:val="1011"/>
+          <w:numId w:val="1012"/>
         </w:numPr>
       </w:pPr>
       <m:oMath>
@@ -24543,7 +24769,7 @@
       <w:r>
         <w:t xml:space="preserve">is positive definite (</w:t>
       </w:r>
-      <w:hyperlink r:id="rId84">
+      <w:hyperlink r:id="rId85">
         <w:r>
           <w:rPr>
             <w:rStyle w:val="Hyperlink"/>
@@ -24639,7 +24865,7 @@
         <w:t xml:space="preserve">linearly independent columns.</w:t>
       </w:r>
     </w:p>
-    <w:bookmarkEnd w:id="85"/>
+    <w:bookmarkEnd w:id="86"/>
     <w:p>
       <w:pPr>
         <w:pStyle w:val="FirstParagraph"/>
@@ -24909,7 +25135,7 @@
       <w:r>
         <w:t xml:space="preserve">(</w:t>
       </w:r>
-      <w:hyperlink r:id="rId86">
+      <w:hyperlink r:id="rId87">
         <w:r>
           <w:rPr>
             <w:rStyle w:val="Hyperlink"/>
@@ -24923,7 +25149,7 @@
       <w:r>
         <w:t xml:space="preserve"> </w:t>
       </w:r>
-      <w:hyperlink r:id="rId87">
+      <w:hyperlink r:id="rId88">
         <w:r>
           <w:rPr>
             <w:rStyle w:val="Hyperlink"/>
@@ -25041,7 +25267,7 @@
       <w:r>
         <w:t xml:space="preserve"> </w:t>
       </w:r>
-      <w:hyperlink r:id="rId70">
+      <w:hyperlink r:id="rId71">
         <w:r>
           <w:rPr>
             <w:rStyle w:val="Hyperlink"/>
@@ -25070,7 +25296,7 @@
       <w:r>
         <w:t xml:space="preserve"> </w:t>
       </w:r>
-      <w:hyperlink r:id="rId63">
+      <w:hyperlink r:id="rId64">
         <w:r>
           <w:rPr>
             <w:rStyle w:val="Hyperlink"/>
@@ -25120,7 +25346,7 @@
       <w:r>
         <w:t xml:space="preserve">(</w:t>
       </w:r>
-      <w:hyperlink r:id="rId48">
+      <w:hyperlink r:id="rId49">
         <w:r>
           <w:rPr>
             <w:rStyle w:val="Hyperlink"/>
@@ -25274,12 +25500,12 @@
       <w:r>
         <w:t xml:space="preserve">(</w:t>
       </w:r>
-      <w:hyperlink r:id="rId82">
+      <w:hyperlink r:id="rId83">
         <w:r>
           <w:rPr>
             <w:rStyle w:val="Hyperlink"/>
           </w:rPr>
-          <w:t xml:space="preserve">Theorem 15 in Special Matrices and Decompositions</w:t>
+          <w:t xml:space="preserve">Theorem 17 in Special Matrices and Decompositions</w:t>
         </w:r>
       </w:hyperlink>
       <w:r>
@@ -26147,7 +26373,7 @@
       <w:r>
         <w:t xml:space="preserve">is positive definite, it is positive semidefinite (</w:t>
       </w:r>
-      <w:hyperlink r:id="rId88">
+      <w:hyperlink r:id="rId89">
         <w:r>
           <w:rPr>
             <w:rStyle w:val="Hyperlink"/>
@@ -26257,12 +26483,12 @@
       <w:r>
         <w:t xml:space="preserve">(</w:t>
       </w:r>
-      <w:hyperlink r:id="rId82">
+      <w:hyperlink r:id="rId83">
         <w:r>
           <w:rPr>
             <w:rStyle w:val="Hyperlink"/>
           </w:rPr>
-          <w:t xml:space="preserve">Theorem 15 in Special Matrices and Decompositions</w:t>
+          <w:t xml:space="preserve">Theorem 17 in Special Matrices and Decompositions</w:t>
         </w:r>
       </w:hyperlink>
       <w:r>
@@ -26463,7 +26689,7 @@
       <w:r>
         <w:t xml:space="preserve">(</w:t>
       </w:r>
-      <w:hyperlink r:id="rId50">
+      <w:hyperlink r:id="rId51">
         <w:r>
           <w:rPr>
             <w:rStyle w:val="Hyperlink"/>
@@ -26497,7 +26723,7 @@
       <w:r>
         <w:t xml:space="preserve">is invertible (</w:t>
       </w:r>
-      <w:hyperlink r:id="rId89">
+      <w:hyperlink r:id="rId90">
         <w:r>
           <w:rPr>
             <w:rStyle w:val="Hyperlink"/>
@@ -26542,7 +26768,7 @@
       <w:r>
         <w:t xml:space="preserve"> </w:t>
       </w:r>
-      <w:hyperlink r:id="rId72">
+      <w:hyperlink r:id="rId73">
         <w:r>
           <w:rPr>
             <w:rStyle w:val="Hyperlink"/>
@@ -26554,7 +26780,7 @@
         <w:t xml:space="preserve">).</w:t>
       </w:r>
     </w:p>
-    <w:bookmarkStart w:id="94" w:name="exm-pd-gram"/>
+    <w:bookmarkStart w:id="95" w:name="exm-pd-gram"/>
     <w:p>
       <w:pPr>
         <w:pStyle w:val="BodyText"/>
@@ -26578,7 +26804,7 @@
         <w:pStyle w:val="Compact"/>
         <w:numPr>
           <w:ilvl w:val="0"/>
-          <w:numId w:val="1012"/>
+          <w:numId w:val="1013"/>
         </w:numPr>
       </w:pPr>
       <w:r>
@@ -26767,111 +26993,6 @@
       <w:r>
         <w:t xml:space="preserve"> </w:t>
       </w:r>
-      <w:hyperlink r:id="rId90">
-        <w:r>
-          <w:rPr>
-            <w:rStyle w:val="Hyperlink"/>
-          </w:rPr>
-          <w:t xml:space="preserve">Example 29 in Special Matrices and Decompositions</w:t>
-        </w:r>
-      </w:hyperlink>
-      <w:r>
-        <w:t xml:space="preserve">;</w:t>
-      </w:r>
-      <w:r>
-        <w:t xml:space="preserve"> </w:t>
-      </w:r>
-      <w:r>
-        <w:t xml:space="preserve">the two columns of</w:t>
-      </w:r>
-      <w:r>
-        <w:t xml:space="preserve"> </w:t>
-      </w:r>
-      <m:oMath>
-        <m:r>
-          <m:rPr>
-            <m:sty m:val="bi"/>
-          </m:rPr>
-          <m:t>R</m:t>
-        </m:r>
-      </m:oMath>
-      <w:r>
-        <w:t xml:space="preserve">,</w:t>
-      </w:r>
-      <w:r>
-        <w:t xml:space="preserve"> </w:t>
-      </w:r>
-      <m:oMath>
-        <m:r>
-          <m:t>1</m:t>
-        </m:r>
-      </m:oMath>
-      <w:r>
-        <w:t xml:space="preserve"> </w:t>
-      </w:r>
-      <w:r>
-        <w:t xml:space="preserve">and</w:t>
-      </w:r>
-      <w:r>
-        <w:t xml:space="preserve"> </w:t>
-      </w:r>
-      <m:oMath>
-        <m:r>
-          <m:t>1</m:t>
-        </m:r>
-      </m:oMath>
-      <w:r>
-        <w:t xml:space="preserve">, are dependent, so part 2 does not apply to</w:t>
-      </w:r>
-      <w:r>
-        <w:t xml:space="preserve"> </w:t>
-      </w:r>
-      <m:oMath>
-        <m:r>
-          <m:rPr>
-            <m:sty m:val="bi"/>
-          </m:rPr>
-          <m:t>R</m:t>
-        </m:r>
-      </m:oMath>
-      <w:r>
-        <w:t xml:space="preserve">;</w:t>
-      </w:r>
-      <w:r>
-        <w:t xml:space="preserve"> </w:t>
-      </w:r>
-      <m:oMath>
-        <m:sSup>
-          <m:e>
-            <m:r>
-              <m:rPr>
-                <m:sty m:val="bi"/>
-              </m:rPr>
-              <m:t>R</m:t>
-            </m:r>
-          </m:e>
-          <m:sup>
-            <m:r>
-              <m:rPr>
-                <m:sty m:val="p"/>
-              </m:rPr>
-              <m:t>⊤</m:t>
-            </m:r>
-          </m:sup>
-        </m:sSup>
-        <m:r>
-          <m:rPr>
-            <m:sty m:val="bi"/>
-          </m:rPr>
-          <m:t>R</m:t>
-        </m:r>
-      </m:oMath>
-      <w:r>
-        <w:t xml:space="preserve"> </w:t>
-      </w:r>
-      <w:r>
-        <w:t xml:space="preserve">is in fact not positive definite (</w:t>
-      </w:r>
       <w:hyperlink r:id="rId91">
         <w:r>
           <w:rPr>
@@ -26881,6 +27002,111 @@
         </w:r>
       </w:hyperlink>
       <w:r>
+        <w:t xml:space="preserve">;</w:t>
+      </w:r>
+      <w:r>
+        <w:t xml:space="preserve"> </w:t>
+      </w:r>
+      <w:r>
+        <w:t xml:space="preserve">the two columns of</w:t>
+      </w:r>
+      <w:r>
+        <w:t xml:space="preserve"> </w:t>
+      </w:r>
+      <m:oMath>
+        <m:r>
+          <m:rPr>
+            <m:sty m:val="bi"/>
+          </m:rPr>
+          <m:t>R</m:t>
+        </m:r>
+      </m:oMath>
+      <w:r>
+        <w:t xml:space="preserve">,</w:t>
+      </w:r>
+      <w:r>
+        <w:t xml:space="preserve"> </w:t>
+      </w:r>
+      <m:oMath>
+        <m:r>
+          <m:t>1</m:t>
+        </m:r>
+      </m:oMath>
+      <w:r>
+        <w:t xml:space="preserve"> </w:t>
+      </w:r>
+      <w:r>
+        <w:t xml:space="preserve">and</w:t>
+      </w:r>
+      <w:r>
+        <w:t xml:space="preserve"> </w:t>
+      </w:r>
+      <m:oMath>
+        <m:r>
+          <m:t>1</m:t>
+        </m:r>
+      </m:oMath>
+      <w:r>
+        <w:t xml:space="preserve">, are dependent, so part 2 does not apply to</w:t>
+      </w:r>
+      <w:r>
+        <w:t xml:space="preserve"> </w:t>
+      </w:r>
+      <m:oMath>
+        <m:r>
+          <m:rPr>
+            <m:sty m:val="bi"/>
+          </m:rPr>
+          <m:t>R</m:t>
+        </m:r>
+      </m:oMath>
+      <w:r>
+        <w:t xml:space="preserve">;</w:t>
+      </w:r>
+      <w:r>
+        <w:t xml:space="preserve"> </w:t>
+      </w:r>
+      <m:oMath>
+        <m:sSup>
+          <m:e>
+            <m:r>
+              <m:rPr>
+                <m:sty m:val="bi"/>
+              </m:rPr>
+              <m:t>R</m:t>
+            </m:r>
+          </m:e>
+          <m:sup>
+            <m:r>
+              <m:rPr>
+                <m:sty m:val="p"/>
+              </m:rPr>
+              <m:t>⊤</m:t>
+            </m:r>
+          </m:sup>
+        </m:sSup>
+        <m:r>
+          <m:rPr>
+            <m:sty m:val="bi"/>
+          </m:rPr>
+          <m:t>R</m:t>
+        </m:r>
+      </m:oMath>
+      <w:r>
+        <w:t xml:space="preserve"> </w:t>
+      </w:r>
+      <w:r>
+        <w:t xml:space="preserve">is in fact not positive definite (</w:t>
+      </w:r>
+      <w:hyperlink r:id="rId92">
+        <w:r>
+          <w:rPr>
+            <w:rStyle w:val="Hyperlink"/>
+          </w:rPr>
+          <w:t xml:space="preserve">Example 32 in Special Matrices and Decompositions</w:t>
+        </w:r>
+      </w:hyperlink>
+      <w:r>
         <w:t xml:space="preserve">).</w:t>
       </w:r>
     </w:p>
@@ -26889,7 +27115,7 @@
         <w:pStyle w:val="Compact"/>
         <w:numPr>
           <w:ilvl w:val="0"/>
-          <w:numId w:val="1012"/>
+          <w:numId w:val="1013"/>
         </w:numPr>
       </w:pPr>
       <w:r>
@@ -26981,7 +27207,7 @@
       <w:r>
         <w:t xml:space="preserve">, whose columns are independent (</w:t>
       </w:r>
-      <w:hyperlink r:id="rId92">
+      <w:hyperlink r:id="rId93">
         <w:r>
           <w:rPr>
             <w:rStyle w:val="Hyperlink"/>
@@ -27087,7 +27313,7 @@
       <w:r>
         <w:t xml:space="preserve">(</w:t>
       </w:r>
-      <w:hyperlink r:id="rId93">
+      <w:hyperlink r:id="rId94">
         <w:r>
           <w:rPr>
             <w:rStyle w:val="Hyperlink"/>
@@ -27110,7 +27336,7 @@
         <w:pStyle w:val="Compact"/>
         <w:numPr>
           <w:ilvl w:val="0"/>
-          <w:numId w:val="1012"/>
+          <w:numId w:val="1013"/>
         </w:numPr>
       </w:pPr>
       <m:oMath>
@@ -27190,12 +27416,12 @@
       <w:r>
         <w:t xml:space="preserve"> </w:t>
       </w:r>
-      <w:hyperlink r:id="rId91">
+      <w:hyperlink r:id="rId92">
         <w:r>
           <w:rPr>
             <w:rStyle w:val="Hyperlink"/>
           </w:rPr>
-          <w:t xml:space="preserve">Example 30 in Special Matrices and Decompositions</w:t>
+          <w:t xml:space="preserve">Example 32 in Special Matrices and Decompositions</w:t>
         </w:r>
       </w:hyperlink>
       <w:r>
@@ -27260,8 +27486,8 @@
         <w:t xml:space="preserve">.</w:t>
       </w:r>
     </w:p>
-    <w:bookmarkEnd w:id="94"/>
-    <w:bookmarkStart w:id="95" w:name="thm-pd-operations"/>
+    <w:bookmarkEnd w:id="95"/>
+    <w:bookmarkStart w:id="96" w:name="thm-pd-operations"/>
     <w:p>
       <w:pPr>
         <w:pStyle w:val="FirstParagraph"/>
@@ -27285,7 +27511,7 @@
         <w:pStyle w:val="Compact"/>
         <w:numPr>
           <w:ilvl w:val="0"/>
-          <w:numId w:val="1013"/>
+          <w:numId w:val="1014"/>
         </w:numPr>
       </w:pPr>
       <w:r>
@@ -27331,7 +27557,7 @@
       <w:r>
         <w:t xml:space="preserve">positive definite matrix (</w:t>
       </w:r>
-      <w:hyperlink r:id="rId84">
+      <w:hyperlink r:id="rId85">
         <w:r>
           <w:rPr>
             <w:rStyle w:val="Hyperlink"/>
@@ -27478,7 +27704,7 @@
         <w:pStyle w:val="Compact"/>
         <w:numPr>
           <w:ilvl w:val="0"/>
-          <w:numId w:val="1013"/>
+          <w:numId w:val="1014"/>
         </w:numPr>
       </w:pPr>
       <w:r>
@@ -27690,7 +27916,7 @@
         <w:t xml:space="preserve">is positive definite.</w:t>
       </w:r>
     </w:p>
-    <w:bookmarkEnd w:id="95"/>
+    <w:bookmarkEnd w:id="96"/>
     <w:p>
       <w:pPr>
         <w:pStyle w:val="FirstParagraph"/>
@@ -27965,7 +28191,7 @@
       <w:r>
         <w:t xml:space="preserve">(</w:t>
       </w:r>
-      <w:hyperlink r:id="rId86">
+      <w:hyperlink r:id="rId87">
         <w:r>
           <w:rPr>
             <w:rStyle w:val="Hyperlink"/>
@@ -27996,7 +28222,7 @@
       <w:r>
         <w:t xml:space="preserve"> </w:t>
       </w:r>
-      <w:hyperlink r:id="rId87">
+      <w:hyperlink r:id="rId88">
         <w:r>
           <w:rPr>
             <w:rStyle w:val="Hyperlink"/>
@@ -28054,7 +28280,7 @@
       <w:r>
         <w:t xml:space="preserve">are independent (</w:t>
       </w:r>
-      <w:hyperlink r:id="rId70">
+      <w:hyperlink r:id="rId71">
         <w:r>
           <w:rPr>
             <w:rStyle w:val="Hyperlink"/>
@@ -28068,7 +28294,7 @@
       <w:r>
         <w:t xml:space="preserve"> </w:t>
       </w:r>
-      <w:hyperlink r:id="rId63">
+      <w:hyperlink r:id="rId64">
         <w:r>
           <w:rPr>
             <w:rStyle w:val="Hyperlink"/>
@@ -28346,7 +28572,7 @@
       <w:r>
         <w:t xml:space="preserve">(</w:t>
       </w:r>
-      <w:hyperlink r:id="rId96">
+      <w:hyperlink r:id="rId97">
         <w:r>
           <w:rPr>
             <w:rStyle w:val="Hyperlink"/>
@@ -28360,7 +28586,7 @@
       <w:r>
         <w:t xml:space="preserve"> </w:t>
       </w:r>
-      <w:hyperlink r:id="rId97">
+      <w:hyperlink r:id="rId98">
         <w:r>
           <w:rPr>
             <w:rStyle w:val="Hyperlink"/>
@@ -28374,7 +28600,7 @@
       <w:r>
         <w:t xml:space="preserve"> </w:t>
       </w:r>
-      <w:hyperlink r:id="rId87">
+      <w:hyperlink r:id="rId88">
         <w:r>
           <w:rPr>
             <w:rStyle w:val="Hyperlink"/>
@@ -28421,7 +28647,7 @@
     $$</w:t>
       </w:r>
     </w:p>
-    <w:bookmarkStart w:id="98" w:name="exm-pd-operations"/>
+    <w:bookmarkStart w:id="99" w:name="exm-pd-operations"/>
     <w:p>
       <w:pPr>
         <w:pStyle w:val="FirstParagraph"/>
@@ -28444,7 +28670,7 @@
       <w:pPr>
         <w:numPr>
           <w:ilvl w:val="0"/>
-          <w:numId w:val="1014"/>
+          <w:numId w:val="1015"/>
         </w:numPr>
       </w:pPr>
       <w:r>
@@ -28565,7 +28791,7 @@
       <w:pPr>
         <w:numPr>
           <w:ilvl w:val="0"/>
-          <w:numId w:val="1014"/>
+          <w:numId w:val="1015"/>
         </w:numPr>
       </w:pPr>
       <w:r>
@@ -28647,12 +28873,12 @@
       <w:r>
         <w:t xml:space="preserve">(</w:t>
       </w:r>
-      <w:hyperlink r:id="rId91">
+      <w:hyperlink r:id="rId92">
         <w:r>
           <w:rPr>
             <w:rStyle w:val="Hyperlink"/>
           </w:rPr>
-          <w:t xml:space="preserve">Example 30 in Special Matrices and Decompositions</w:t>
+          <w:t xml:space="preserve">Example 32 in Special Matrices and Decompositions</w:t>
         </w:r>
       </w:hyperlink>
       <w:r>
@@ -28971,7 +29197,7 @@
       <w:pPr>
         <w:numPr>
           <w:ilvl w:val="0"/>
-          <w:numId w:val="1014"/>
+          <w:numId w:val="1015"/>
         </w:numPr>
       </w:pPr>
       <w:r>
@@ -29289,7 +29515,7 @@
       <w:r>
         <w:t xml:space="preserve">(</w:t>
       </w:r>
-      <w:hyperlink r:id="rId29">
+      <w:hyperlink r:id="rId30">
         <w:r>
           <w:rPr>
             <w:rStyle w:val="Hyperlink"/>
@@ -29305,7 +29531,7 @@
       <w:pPr>
         <w:numPr>
           <w:ilvl w:val="0"/>
-          <w:numId w:val="1014"/>
+          <w:numId w:val="1015"/>
         </w:numPr>
       </w:pPr>
       <w:r>
@@ -29563,8 +29789,8 @@
         <w:t xml:space="preserve">.</w:t>
       </w:r>
     </w:p>
-    <w:bookmarkEnd w:id="98"/>
-    <w:bookmarkStart w:id="99" w:name="thm-pd-invertible"/>
+    <w:bookmarkEnd w:id="99"/>
+    <w:bookmarkStart w:id="100" w:name="thm-pd-invertible"/>
     <w:p>
       <w:pPr>
         <w:pStyle w:val="FirstParagraph"/>
@@ -29582,7 +29808,7 @@
       <w:r>
         <w:t xml:space="preserve">Every positive definite matrix (</w:t>
       </w:r>
-      <w:hyperlink r:id="rId84">
+      <w:hyperlink r:id="rId85">
         <w:r>
           <w:rPr>
             <w:rStyle w:val="Hyperlink"/>
@@ -29593,7 +29819,7 @@
       <w:r>
         <w:t xml:space="preserve">) is invertible (</w:t>
       </w:r>
-      <w:hyperlink r:id="rId15">
+      <w:hyperlink r:id="rId16">
         <w:r>
           <w:rPr>
             <w:rStyle w:val="Hyperlink"/>
@@ -29605,7 +29831,7 @@
         <w:t xml:space="preserve">).</w:t>
       </w:r>
     </w:p>
-    <w:bookmarkEnd w:id="99"/>
+    <w:bookmarkEnd w:id="100"/>
     <w:p>
       <w:pPr>
         <w:pStyle w:val="BodyText"/>
@@ -29889,7 +30115,7 @@
         <w:t xml:space="preserve">.</w:t>
       </w:r>
     </w:p>
-    <w:bookmarkStart w:id="100" w:name="exm-pd-invertible"/>
+    <w:bookmarkStart w:id="101" w:name="exm-pd-invertible"/>
     <w:p>
       <w:pPr>
         <w:pStyle w:val="BodyText"/>
@@ -30290,12 +30516,12 @@
       <w:r>
         <w:t xml:space="preserve"> </w:t>
       </w:r>
-      <w:hyperlink r:id="rId91">
+      <w:hyperlink r:id="rId92">
         <w:r>
           <w:rPr>
             <w:rStyle w:val="Hyperlink"/>
           </w:rPr>
-          <w:t xml:space="preserve">Example 30 in Special Matrices and Decompositions</w:t>
+          <w:t xml:space="preserve">Example 32 in Special Matrices and Decompositions</w:t>
         </w:r>
       </w:hyperlink>
       <w:r>
@@ -30443,8 +30669,8 @@
         <w:t xml:space="preserve">.</w:t>
       </w:r>
     </w:p>
-    <w:bookmarkEnd w:id="100"/>
-    <w:bookmarkStart w:id="101" w:name="thm-psd-plus-multiple-identity"/>
+    <w:bookmarkEnd w:id="101"/>
+    <w:bookmarkStart w:id="102" w:name="thm-psd-plus-multiple-identity"/>
     <w:p>
       <w:pPr>
         <w:pStyle w:val="BodyText"/>
@@ -30502,7 +30728,7 @@
       <w:r>
         <w:t xml:space="preserve">positive semidefinite matrix (</w:t>
       </w:r>
-      <w:hyperlink r:id="rId83">
+      <w:hyperlink r:id="rId84">
         <w:r>
           <w:rPr>
             <w:rStyle w:val="Hyperlink"/>
@@ -30586,7 +30812,7 @@
       <w:r>
         <w:t xml:space="preserve">is positive definite (</w:t>
       </w:r>
-      <w:hyperlink r:id="rId84">
+      <w:hyperlink r:id="rId85">
         <w:r>
           <w:rPr>
             <w:rStyle w:val="Hyperlink"/>
@@ -30615,7 +30841,7 @@
         <w:t xml:space="preserve">).</w:t>
       </w:r>
     </w:p>
-    <w:bookmarkEnd w:id="101"/>
+    <w:bookmarkEnd w:id="102"/>
     <w:p>
       <w:pPr>
         <w:pStyle w:val="BodyText"/>
@@ -30763,7 +30989,7 @@
       <w:r>
         <w:t xml:space="preserve">(</w:t>
       </w:r>
-      <w:hyperlink r:id="rId96">
+      <w:hyperlink r:id="rId97">
         <w:r>
           <w:rPr>
             <w:rStyle w:val="Hyperlink"/>
@@ -30777,7 +31003,7 @@
       <w:r>
         <w:t xml:space="preserve"> </w:t>
       </w:r>
-      <w:hyperlink r:id="rId97">
+      <w:hyperlink r:id="rId98">
         <w:r>
           <w:rPr>
             <w:rStyle w:val="Hyperlink"/>
@@ -30791,7 +31017,7 @@
       <w:r>
         <w:t xml:space="preserve"> </w:t>
       </w:r>
-      <w:hyperlink r:id="rId87">
+      <w:hyperlink r:id="rId88">
         <w:r>
           <w:rPr>
             <w:rStyle w:val="Hyperlink"/>
@@ -30838,7 +31064,7 @@
     $$</w:t>
       </w:r>
     </w:p>
-    <w:bookmarkStart w:id="102" w:name="exm-psd-plus-multiple-identity"/>
+    <w:bookmarkStart w:id="103" w:name="exm-psd-plus-multiple-identity"/>
     <w:p>
       <w:pPr>
         <w:pStyle w:val="FirstParagraph"/>
@@ -30930,12 +31156,12 @@
       <w:r>
         <w:t xml:space="preserve"> </w:t>
       </w:r>
-      <w:hyperlink r:id="rId90">
+      <w:hyperlink r:id="rId91">
         <w:r>
           <w:rPr>
             <w:rStyle w:val="Hyperlink"/>
           </w:rPr>
-          <w:t xml:space="preserve">Example 29 in Special Matrices and Decompositions</w:t>
+          <w:t xml:space="preserve">Example 30 in Special Matrices and Decompositions</w:t>
         </w:r>
       </w:hyperlink>
       <w:r>
@@ -31107,8 +31333,8 @@
         <w:t xml:space="preserve">.</w:t>
       </w:r>
     </w:p>
-    <w:bookmarkEnd w:id="102"/>
-    <w:bookmarkStart w:id="103" w:name="cor-gram-invertible-iff"/>
+    <w:bookmarkEnd w:id="103"/>
+    <w:bookmarkStart w:id="104" w:name="cor-gram-invertible-iff"/>
     <w:p>
       <w:pPr>
         <w:pStyle w:val="BodyText"/>
@@ -31290,7 +31516,7 @@
       <w:r>
         <w:t xml:space="preserve">is invertible (</w:t>
       </w:r>
-      <w:hyperlink r:id="rId15">
+      <w:hyperlink r:id="rId16">
         <w:r>
           <w:rPr>
             <w:rStyle w:val="Hyperlink"/>
@@ -31351,7 +31577,7 @@
       <w:r>
         <w:t xml:space="preserve">(</w:t>
       </w:r>
-      <w:hyperlink r:id="rId16">
+      <w:hyperlink r:id="rId17">
         <w:r>
           <w:rPr>
             <w:rStyle w:val="Hyperlink"/>
@@ -31363,7 +31589,7 @@
         <w:t xml:space="preserve">).</w:t>
       </w:r>
     </w:p>
-    <w:bookmarkEnd w:id="103"/>
+    <w:bookmarkEnd w:id="104"/>
     <w:p>
       <w:pPr>
         <w:pStyle w:val="BodyText"/>
@@ -31394,7 +31620,7 @@
     &amp;&amp; \text{(}\text{Theorem~1}\text{)}
     \\
     &amp;\iff \mathcal{N}(\mathbf{X}) = \mathopen{}\left\{\mathord{\smash[b]{\underset{\raise.3ex\hbox{$\scriptstyle\sim$}}{0}}\vphantom{0}}_p\right\}\mathclose{}
-    &amp;&amp; \text{(}\text{Theorem~6 in Column Space, Null Space and Rank-Nullity}\text{)}
+    &amp;&amp; \text{(}\text{Theorem~5 in Column Space, Null Space and Rank-Nullity}\text{)}
     \\
     &amp;\iff \mathbf{X}\text{ has full column rank.}
     &amp;&amp; \text{(}\text{Theorem~3 in Column Space, Null Space and Rank-Nullity}\text{)}
@@ -31402,7 +31628,7 @@
     $$</w:t>
       </w:r>
     </w:p>
-    <w:bookmarkStart w:id="105" w:name="exm-gram-invertible-iff"/>
+    <w:bookmarkStart w:id="106" w:name="exm-gram-invertible-iff"/>
     <w:p>
       <w:pPr>
         <w:pStyle w:val="FirstParagraph"/>
@@ -31506,7 +31732,7 @@
       <w:r>
         <w:t xml:space="preserve"> </w:t>
       </w:r>
-      <w:hyperlink r:id="rId92">
+      <w:hyperlink r:id="rId93">
         <w:r>
           <w:rPr>
             <w:rStyle w:val="Hyperlink"/>
@@ -31715,7 +31941,7 @@
       <w:r>
         <w:t xml:space="preserve">(</w:t>
       </w:r>
-      <w:hyperlink r:id="rId104">
+      <w:hyperlink r:id="rId105">
         <w:r>
           <w:rPr>
             <w:rStyle w:val="Hyperlink"/>
@@ -31735,7 +31961,7 @@
       <w:r>
         <w:t xml:space="preserve"> </w:t>
       </w:r>
-      <w:hyperlink r:id="rId93">
+      <w:hyperlink r:id="rId94">
         <w:r>
           <w:rPr>
             <w:rStyle w:val="Hyperlink"/>
@@ -31782,8 +32008,8 @@
         <w:t xml:space="preserve">is invertible.</w:t>
       </w:r>
     </w:p>
-    <w:bookmarkEnd w:id="105"/>
-    <w:bookmarkStart w:id="106" w:name="def-block-matrix"/>
+    <w:bookmarkEnd w:id="106"/>
+    <w:bookmarkStart w:id="107" w:name="def-block-matrix"/>
     <w:p>
       <w:pPr>
         <w:pStyle w:val="BodyText"/>
@@ -32578,8 +32804,8 @@
         <w:t xml:space="preserve">.</w:t>
       </w:r>
     </w:p>
-    <w:bookmarkEnd w:id="106"/>
-    <w:bookmarkStart w:id="107" w:name="exm-block-matrix"/>
+    <w:bookmarkEnd w:id="107"/>
+    <w:bookmarkStart w:id="108" w:name="exm-block-matrix"/>
     <w:p>
       <w:pPr>
         <w:pStyle w:val="BodyText"/>
@@ -33424,8 +33650,8 @@
         <w:t xml:space="preserve">.</w:t>
       </w:r>
     </w:p>
-    <w:bookmarkEnd w:id="107"/>
-    <w:bookmarkStart w:id="108" w:name="def-leading-block"/>
+    <w:bookmarkEnd w:id="108"/>
+    <w:bookmarkStart w:id="109" w:name="def-leading-block"/>
     <w:p>
       <w:pPr>
         <w:pStyle w:val="BodyText"/>
@@ -33805,8 +34031,8 @@
         <w:t xml:space="preserve">itself.</w:t>
       </w:r>
     </w:p>
-    <w:bookmarkEnd w:id="108"/>
-    <w:bookmarkStart w:id="109" w:name="thm-pd-submatrix"/>
+    <w:bookmarkEnd w:id="109"/>
+    <w:bookmarkStart w:id="110" w:name="thm-pd-submatrix"/>
     <w:p>
       <w:pPr>
         <w:pStyle w:val="BodyText"/>
@@ -33864,7 +34090,7 @@
       <w:r>
         <w:t xml:space="preserve">positive definite matrix (</w:t>
       </w:r>
-      <w:hyperlink r:id="rId84">
+      <w:hyperlink r:id="rId85">
         <w:r>
           <w:rPr>
             <w:rStyle w:val="Hyperlink"/>
@@ -34073,7 +34299,7 @@
         <w:t xml:space="preserve">Also, every diagonal entry of a positive definite matrix is positive.</w:t>
       </w:r>
     </w:p>
-    <w:bookmarkEnd w:id="109"/>
+    <w:bookmarkEnd w:id="110"/>
     <w:p>
       <w:pPr>
         <w:pStyle w:val="BodyText"/>
@@ -34361,7 +34587,7 @@
       <w:r>
         <w:t xml:space="preserve">(</w:t>
       </w:r>
-      <w:hyperlink r:id="rId20">
+      <w:hyperlink r:id="rId21">
         <w:r>
           <w:rPr>
             <w:rStyle w:val="Hyperlink"/>
@@ -34393,7 +34619,7 @@
     $$</w:t>
       </w:r>
     </w:p>
-    <w:bookmarkStart w:id="111" w:name="exm-pd-submatrix"/>
+    <w:bookmarkStart w:id="112" w:name="exm-pd-submatrix"/>
     <w:p>
       <w:pPr>
         <w:pStyle w:val="FirstParagraph"/>
@@ -34754,7 +34980,7 @@
       <w:r>
         <w:t xml:space="preserve">(</w:t>
       </w:r>
-      <w:hyperlink r:id="rId110">
+      <w:hyperlink r:id="rId111">
         <w:r>
           <w:rPr>
             <w:rStyle w:val="Hyperlink"/>
@@ -34857,12 +35083,12 @@
       <w:r>
         <w:t xml:space="preserve"> </w:t>
       </w:r>
-      <w:hyperlink r:id="rId91">
+      <w:hyperlink r:id="rId92">
         <w:r>
           <w:rPr>
             <w:rStyle w:val="Hyperlink"/>
           </w:rPr>
-          <w:t xml:space="preserve">Example 30 in Special Matrices and Decompositions</w:t>
+          <w:t xml:space="preserve">Example 32 in Special Matrices and Decompositions</w:t>
         </w:r>
       </w:hyperlink>
       <w:r>
@@ -34878,8 +35104,8 @@
         <w:t xml:space="preserve">but is not positive definite.</w:t>
       </w:r>
     </w:p>
-    <w:bookmarkEnd w:id="111"/>
-    <w:bookmarkStart w:id="114" w:name="thm-block-quadratic"/>
+    <w:bookmarkEnd w:id="112"/>
+    <w:bookmarkStart w:id="115" w:name="thm-block-quadratic"/>
     <w:p>
       <w:pPr>
         <w:pStyle w:val="BodyText"/>
@@ -35634,7 +35860,7 @@
       <w:r>
         <w:t xml:space="preserve">is symmetric (</w:t>
       </w:r>
-      <w:hyperlink r:id="rId112">
+      <w:hyperlink r:id="rId113">
         <w:r>
           <w:rPr>
             <w:rStyle w:val="Hyperlink"/>
@@ -35880,14 +36106,14 @@
       <w:pPr>
         <w:pStyle w:val="BodyText"/>
       </w:pPr>
-      <w:bookmarkStart w:id="113" w:name="eq-block-quadratic"/>
+      <w:bookmarkStart w:id="114" w:name="eq-block-quadratic"/>
       <w:r>
         <w:t xml:space="preserve">$$
     {\mathord{\smash[b]{\underset{\raise.3ex\hbox{$\scriptstyle\sim$}}{v}}\vphantom{v}}}^{\top} \mathbf{X} \mathord{\smash[b]{\underset{\raise.3ex\hbox{$\scriptstyle\sim$}}{v}}\vphantom{v}}
     = {\mathord{\smash[b]{\underset{\raise.3ex\hbox{$\scriptstyle\sim$}}{u}}\vphantom{u}}}^{\top} \mathbf{A} \mathord{\smash[b]{\underset{\raise.3ex\hbox{$\scriptstyle\sim$}}{u}}\vphantom{u}} + 2\,{\mathord{\smash[b]{\underset{\raise.3ex\hbox{$\scriptstyle\sim$}}{u}}\vphantom{u}}}^{\top} \mathbf{B} \mathord{\smash[b]{\underset{\raise.3ex\hbox{$\scriptstyle\sim$}}{w}}\vphantom{w}} + {\mathord{\smash[b]{\underset{\raise.3ex\hbox{$\scriptstyle\sim$}}{w}}\vphantom{w}}}^{\top} \mathbf{C} \mathord{\smash[b]{\underset{\raise.3ex\hbox{$\scriptstyle\sim$}}{w}}\vphantom{w}},
      \qquad(2)$$</w:t>
       </w:r>
-      <w:bookmarkEnd w:id="113"/>
+      <w:bookmarkEnd w:id="114"/>
     </w:p>
     <w:p>
       <w:pPr>
@@ -36026,7 +36252,7 @@
     $$</w:t>
       </w:r>
     </w:p>
-    <w:bookmarkEnd w:id="114"/>
+    <w:bookmarkEnd w:id="115"/>
     <w:p>
       <w:pPr>
         <w:pStyle w:val="FirstParagraph"/>
@@ -36240,7 +36466,7 @@
       <w:r>
         <w:t xml:space="preserve">(</w:t>
       </w:r>
-      <w:hyperlink r:id="rId60">
+      <w:hyperlink r:id="rId61">
         <w:r>
           <w:rPr>
             <w:rStyle w:val="Hyperlink"/>
@@ -36254,7 +36480,7 @@
       <w:r>
         <w:t xml:space="preserve"> </w:t>
       </w:r>
-      <w:hyperlink r:id="rId57">
+      <w:hyperlink r:id="rId58">
         <w:r>
           <w:rPr>
             <w:rStyle w:val="Hyperlink"/>
@@ -36297,7 +36523,7 @@
       <w:r>
         <w:t xml:space="preserve">is symmetric (</w:t>
       </w:r>
-      <w:hyperlink r:id="rId115">
+      <w:hyperlink r:id="rId116">
         <w:r>
           <w:rPr>
             <w:rStyle w:val="Hyperlink"/>
@@ -36430,7 +36656,7 @@
         <w:t xml:space="preserve">.</w:t>
       </w:r>
     </w:p>
-    <w:bookmarkStart w:id="116" w:name="exm-block-quadratic"/>
+    <w:bookmarkStart w:id="117" w:name="exm-block-quadratic"/>
     <w:p>
       <w:pPr>
         <w:pStyle w:val="BodyText"/>
@@ -37279,8 +37505,8 @@
         </m:oMath>
       </m:oMathPara>
     </w:p>
-    <w:bookmarkEnd w:id="116"/>
-    <w:bookmarkStart w:id="117" w:name="def-schur-complement"/>
+    <w:bookmarkEnd w:id="117"/>
+    <w:bookmarkStart w:id="118" w:name="def-schur-complement"/>
     <w:p>
       <w:pPr>
         <w:pStyle w:val="FirstParagraph"/>
@@ -37613,8 +37839,8 @@
         <w:t xml:space="preserve">.</w:t>
       </w:r>
     </w:p>
-    <w:bookmarkEnd w:id="117"/>
-    <w:bookmarkStart w:id="118" w:name="exm-schur-complement"/>
+    <w:bookmarkEnd w:id="118"/>
+    <w:bookmarkStart w:id="119" w:name="exm-schur-complement"/>
     <w:p>
       <w:pPr>
         <w:pStyle w:val="BodyText"/>
@@ -37672,7 +37898,7 @@
       <w:pPr>
         <w:numPr>
           <w:ilvl w:val="0"/>
-          <w:numId w:val="1015"/>
+          <w:numId w:val="1016"/>
         </w:numPr>
       </w:pPr>
       <w:r>
@@ -37993,7 +38219,7 @@
       <w:pPr>
         <w:numPr>
           <w:ilvl w:val="0"/>
-          <w:numId w:val="1015"/>
+          <w:numId w:val="1016"/>
         </w:numPr>
       </w:pPr>
       <w:r>
@@ -38227,7 +38453,7 @@
       <w:pPr>
         <w:numPr>
           <w:ilvl w:val="0"/>
-          <w:numId w:val="1015"/>
+          <w:numId w:val="1016"/>
         </w:numPr>
       </w:pPr>
       <w:r>
@@ -38331,8 +38557,8 @@
         <w:t xml:space="preserve">so there is no Schur complement of it.</w:t>
       </w:r>
     </w:p>
-    <w:bookmarkEnd w:id="118"/>
-    <w:bookmarkStart w:id="119" w:name="thm-schur-test"/>
+    <w:bookmarkEnd w:id="119"/>
+    <w:bookmarkStart w:id="120" w:name="thm-schur-test"/>
     <w:p>
       <w:pPr>
         <w:pStyle w:val="FirstParagraph"/>
@@ -38488,7 +38714,7 @@
       <w:r>
         <w:t xml:space="preserve">is positive definite (</w:t>
       </w:r>
-      <w:hyperlink r:id="rId84">
+      <w:hyperlink r:id="rId85">
         <w:r>
           <w:rPr>
             <w:rStyle w:val="Hyperlink"/>
@@ -38557,7 +38783,7 @@
         <w:t xml:space="preserve">) is positive definite.</w:t>
       </w:r>
     </w:p>
-    <w:bookmarkEnd w:id="119"/>
+    <w:bookmarkEnd w:id="120"/>
     <w:p>
       <w:pPr>
         <w:pStyle w:val="BodyText"/>
@@ -38596,12 +38822,12 @@
       <w:r>
         <w:t xml:space="preserve">is positive definite, so invertible (</w:t>
       </w:r>
-      <w:hyperlink r:id="rId120">
+      <w:hyperlink r:id="rId121">
         <w:r>
           <w:rPr>
             <w:rStyle w:val="Hyperlink"/>
           </w:rPr>
-          <w:t xml:space="preserve">Theorem 16 in Special Matrices and Decompositions</w:t>
+          <w:t xml:space="preserve">Theorem 18 in Special Matrices and Decompositions</w:t>
         </w:r>
       </w:hyperlink>
       <w:r>
@@ -38863,12 +39089,12 @@
       <w:r>
         <w:t xml:space="preserve">and invertible (</w:t>
       </w:r>
-      <w:hyperlink r:id="rId120">
+      <w:hyperlink r:id="rId121">
         <w:r>
           <w:rPr>
             <w:rStyle w:val="Hyperlink"/>
           </w:rPr>
-          <w:t xml:space="preserve">Theorem 16 in Special Matrices and Decompositions</w:t>
+          <w:t xml:space="preserve">Theorem 18 in Special Matrices and Decompositions</w:t>
         </w:r>
       </w:hyperlink>
       <w:r>
@@ -39124,7 +39350,7 @@
       <w:r>
         <w:t xml:space="preserve">(</w:t>
       </w:r>
-      <w:hyperlink r:id="rId86">
+      <w:hyperlink r:id="rId87">
         <w:r>
           <w:rPr>
             <w:rStyle w:val="Hyperlink"/>
@@ -39138,7 +39364,7 @@
       <w:r>
         <w:t xml:space="preserve"> </w:t>
       </w:r>
-      <w:hyperlink r:id="rId87">
+      <w:hyperlink r:id="rId88">
         <w:r>
           <w:rPr>
             <w:rStyle w:val="Hyperlink"/>
@@ -39217,7 +39443,7 @@
       <w:r>
         <w:t xml:space="preserve"> </w:t>
       </w:r>
-      <w:hyperlink r:id="rId115">
+      <w:hyperlink r:id="rId116">
         <w:r>
           <w:rPr>
             <w:rStyle w:val="Hyperlink"/>
@@ -39346,7 +39572,7 @@
       <w:r>
         <w:t xml:space="preserve"> </w:t>
       </w:r>
-      <w:hyperlink r:id="rId87">
+      <w:hyperlink r:id="rId88">
         <w:r>
           <w:rPr>
             <w:rStyle w:val="Hyperlink"/>
@@ -39426,7 +39652,7 @@
         <w:t xml:space="preserve">).</w:t>
       </w:r>
     </w:p>
-    <w:bookmarkStart w:id="121" w:name="exm-schur-test"/>
+    <w:bookmarkStart w:id="122" w:name="exm-schur-test"/>
     <w:p>
       <w:pPr>
         <w:pStyle w:val="BodyText"/>
@@ -39806,7 +40032,7 @@
         <w:pStyle w:val="Compact"/>
         <w:numPr>
           <w:ilvl w:val="0"/>
-          <w:numId w:val="1016"/>
+          <w:numId w:val="1017"/>
         </w:numPr>
       </w:pPr>
       <m:oMath>
@@ -39949,7 +40175,7 @@
         <w:pStyle w:val="Compact"/>
         <w:numPr>
           <w:ilvl w:val="0"/>
-          <w:numId w:val="1016"/>
+          <w:numId w:val="1017"/>
         </w:numPr>
       </w:pPr>
       <m:oMath>
@@ -40084,12 +40310,12 @@
       <w:r>
         <w:t xml:space="preserve"> </w:t>
       </w:r>
-      <w:hyperlink r:id="rId91">
+      <w:hyperlink r:id="rId92">
         <w:r>
           <w:rPr>
             <w:rStyle w:val="Hyperlink"/>
           </w:rPr>
-          <w:t xml:space="preserve">Example 30 in Special Matrices and Decompositions</w:t>
+          <w:t xml:space="preserve">Example 32 in Special Matrices and Decompositions</w:t>
         </w:r>
       </w:hyperlink>
       <w:r>
@@ -40099,8 +40325,8 @@
         <w:t xml:space="preserve">found directly.</w:t>
       </w:r>
     </w:p>
-    <w:bookmarkEnd w:id="121"/>
-    <w:bookmarkStart w:id="123" w:name="thm-cholesky"/>
+    <w:bookmarkEnd w:id="122"/>
+    <w:bookmarkStart w:id="124" w:name="thm-cholesky"/>
     <w:p>
       <w:pPr>
         <w:pStyle w:val="FirstParagraph"/>
@@ -40158,7 +40384,7 @@
       <w:r>
         <w:t xml:space="preserve">is positive definite (</w:t>
       </w:r>
-      <w:hyperlink r:id="rId84">
+      <w:hyperlink r:id="rId85">
         <w:r>
           <w:rPr>
             <w:rStyle w:val="Hyperlink"/>
@@ -40239,7 +40465,7 @@
       <w:r>
         <w:t xml:space="preserve">(</w:t>
       </w:r>
-      <w:hyperlink r:id="rId122">
+      <w:hyperlink r:id="rId123">
         <w:r>
           <w:rPr>
             <w:rStyle w:val="Hyperlink"/>
@@ -40333,7 +40559,7 @@
         <w:t xml:space="preserve">.</w:t>
       </w:r>
     </w:p>
-    <w:bookmarkEnd w:id="123"/>
+    <w:bookmarkEnd w:id="124"/>
     <w:p>
       <w:pPr>
         <w:pStyle w:val="BodyText"/>
@@ -40384,7 +40610,7 @@
       <w:r>
         <w:t xml:space="preserve">is upper triangular with positive diagonal (</w:t>
       </w:r>
-      <w:hyperlink r:id="rId87">
+      <w:hyperlink r:id="rId88">
         <w:r>
           <w:rPr>
             <w:rStyle w:val="Hyperlink"/>
@@ -40425,12 +40651,12 @@
       <w:r>
         <w:t xml:space="preserve">(</w:t>
       </w:r>
-      <w:hyperlink r:id="rId42">
+      <w:hyperlink r:id="rId43">
         <w:r>
           <w:rPr>
             <w:rStyle w:val="Hyperlink"/>
           </w:rPr>
-          <w:t xml:space="preserve">Theorem 16 in Projections and Linear Systems</w:t>
+          <w:t xml:space="preserve">Theorem 17 in Projections and Linear Systems</w:t>
         </w:r>
       </w:hyperlink>
       <w:r>
@@ -40477,7 +40703,7 @@
       <w:r>
         <w:t xml:space="preserve">(</w:t>
       </w:r>
-      <w:hyperlink r:id="rId70">
+      <w:hyperlink r:id="rId71">
         <w:r>
           <w:rPr>
             <w:rStyle w:val="Hyperlink"/>
@@ -40491,7 +40717,7 @@
       <w:r>
         <w:t xml:space="preserve"> </w:t>
       </w:r>
-      <w:hyperlink r:id="rId63">
+      <w:hyperlink r:id="rId64">
         <w:r>
           <w:rPr>
             <w:rStyle w:val="Hyperlink"/>
@@ -40594,7 +40820,7 @@
       <w:r>
         <w:t xml:space="preserve">(</w:t>
       </w:r>
-      <w:hyperlink r:id="rId87">
+      <w:hyperlink r:id="rId88">
         <w:r>
           <w:rPr>
             <w:rStyle w:val="Hyperlink"/>
@@ -40641,7 +40867,7 @@
         </w:rPr>
         <w:t xml:space="preserve"> </w:t>
       </w:r>
-      <w:hyperlink r:id="rId36">
+      <w:hyperlink r:id="rId37">
         <w:r>
           <w:rPr>
             <w:rStyle w:val="Hyperlink"/>
@@ -41364,7 +41590,7 @@
       <w:r>
         <w:t xml:space="preserve"> </w:t>
       </w:r>
-      <w:hyperlink r:id="rId87">
+      <w:hyperlink r:id="rId88">
         <w:r>
           <w:rPr>
             <w:rStyle w:val="Hyperlink"/>
@@ -41822,7 +42048,7 @@
       <w:r>
         <w:t xml:space="preserve"> </w:t>
       </w:r>
-      <w:hyperlink r:id="rId87">
+      <w:hyperlink r:id="rId88">
         <w:r>
           <w:rPr>
             <w:rStyle w:val="Hyperlink"/>
@@ -42781,7 +43007,7 @@
       <w:r>
         <w:t xml:space="preserve">(</w:t>
       </w:r>
-      <w:hyperlink r:id="rId56">
+      <w:hyperlink r:id="rId57">
         <w:r>
           <w:rPr>
             <w:rStyle w:val="Hyperlink"/>
@@ -42989,7 +43215,7 @@
         <w:t xml:space="preserve">exists and is unique.</w:t>
       </w:r>
     </w:p>
-    <w:bookmarkStart w:id="124" w:name="exm-cholesky"/>
+    <w:bookmarkStart w:id="125" w:name="exm-cholesky"/>
     <w:p>
       <w:pPr>
         <w:pStyle w:val="BodyText"/>
@@ -43012,7 +43238,7 @@
       <w:pPr>
         <w:numPr>
           <w:ilvl w:val="0"/>
-          <w:numId w:val="1017"/>
+          <w:numId w:val="1018"/>
         </w:numPr>
       </w:pPr>
       <m:oMath>
@@ -43616,7 +43842,7 @@
       <w:pPr>
         <w:numPr>
           <w:ilvl w:val="0"/>
-          <w:numId w:val="1017"/>
+          <w:numId w:val="1018"/>
         </w:numPr>
       </w:pPr>
       <m:oMath>
@@ -43950,7 +44176,7 @@
       <w:pPr>
         <w:numPr>
           <w:ilvl w:val="0"/>
-          <w:numId w:val="1017"/>
+          <w:numId w:val="1018"/>
         </w:numPr>
       </w:pPr>
       <w:r>
@@ -44136,9 +44362,9 @@
         <w:t xml:space="preserve">).</w:t>
       </w:r>
     </w:p>
-    <w:bookmarkEnd w:id="124"/>
-    <w:bookmarkStart w:id="141" w:name="refs"/>
-    <w:bookmarkStart w:id="126" w:name="ref-zhou2024eig"/>
+    <w:bookmarkEnd w:id="125"/>
+    <w:bookmarkStart w:id="142" w:name="refs"/>
+    <w:bookmarkStart w:id="127" w:name="ref-zhou2024eig"/>
     <w:p>
       <w:pPr>
         <w:pStyle w:val="Bibliography"/>
@@ -44170,7 +44396,7 @@
       <w:r>
         <w:t xml:space="preserve"> </w:t>
       </w:r>
-      <w:hyperlink r:id="rId125">
+      <w:hyperlink r:id="rId126">
         <w:r>
           <w:rPr>
             <w:rStyle w:val="Hyperlink"/>
@@ -44179,8 +44405,8 @@
         </w:r>
       </w:hyperlink>
     </w:p>
-    <w:bookmarkEnd w:id="126"/>
-    <w:bookmarkStart w:id="128" w:name="X43312e3e9ce0f6584f41a7e988a70af3618ea26"/>
+    <w:bookmarkEnd w:id="127"/>
+    <w:bookmarkStart w:id="129" w:name="X43312e3e9ce0f6584f41a7e988a70af3618ea26"/>
     <w:p>
       <w:pPr>
         <w:pStyle w:val="Bibliography"/>
@@ -44227,7 +44453,7 @@
       <w:r>
         <w:t xml:space="preserve"> </w:t>
       </w:r>
-      <w:hyperlink r:id="rId127">
+      <w:hyperlink r:id="rId128">
         <w:r>
           <w:rPr>
             <w:rStyle w:val="Hyperlink"/>
@@ -44236,8 +44462,8 @@
         </w:r>
       </w:hyperlink>
     </w:p>
-    <w:bookmarkEnd w:id="128"/>
-    <w:bookmarkStart w:id="130" w:name="ref-wikipedia_matrix_similarity"/>
+    <w:bookmarkEnd w:id="129"/>
+    <w:bookmarkStart w:id="131" w:name="ref-wikipedia_matrix_similarity"/>
     <w:p>
       <w:pPr>
         <w:pStyle w:val="Bibliography"/>
@@ -44284,7 +44510,7 @@
       <w:r>
         <w:t xml:space="preserve"> </w:t>
       </w:r>
-      <w:hyperlink r:id="rId129">
+      <w:hyperlink r:id="rId130">
         <w:r>
           <w:rPr>
             <w:rStyle w:val="Hyperlink"/>
@@ -44293,8 +44519,8 @@
         </w:r>
       </w:hyperlink>
     </w:p>
-    <w:bookmarkEnd w:id="130"/>
-    <w:bookmarkStart w:id="132" w:name="ref-wikipedia_diagonalizable_matrix"/>
+    <w:bookmarkEnd w:id="131"/>
+    <w:bookmarkStart w:id="133" w:name="ref-wikipedia_diagonalizable_matrix"/>
     <w:p>
       <w:pPr>
         <w:pStyle w:val="Bibliography"/>
@@ -44341,7 +44567,7 @@
       <w:r>
         <w:t xml:space="preserve"> </w:t>
       </w:r>
-      <w:hyperlink r:id="rId131">
+      <w:hyperlink r:id="rId132">
         <w:r>
           <w:rPr>
             <w:rStyle w:val="Hyperlink"/>
@@ -44350,8 +44576,8 @@
         </w:r>
       </w:hyperlink>
     </w:p>
-    <w:bookmarkEnd w:id="132"/>
-    <w:bookmarkStart w:id="134" w:name="ref-zhou2024pd"/>
+    <w:bookmarkEnd w:id="133"/>
+    <w:bookmarkStart w:id="135" w:name="ref-zhou2024pd"/>
     <w:p>
       <w:pPr>
         <w:pStyle w:val="Bibliography"/>
@@ -44383,7 +44609,7 @@
       <w:r>
         <w:t xml:space="preserve"> </w:t>
       </w:r>
-      <w:hyperlink r:id="rId133">
+      <w:hyperlink r:id="rId134">
         <w:r>
           <w:rPr>
             <w:rStyle w:val="Hyperlink"/>
@@ -44392,8 +44618,8 @@
         </w:r>
       </w:hyperlink>
     </w:p>
-    <w:bookmarkEnd w:id="134"/>
-    <w:bookmarkStart w:id="136" w:name="ref-wikipedia_block_matrix"/>
+    <w:bookmarkEnd w:id="135"/>
+    <w:bookmarkStart w:id="137" w:name="ref-wikipedia_block_matrix"/>
     <w:p>
       <w:pPr>
         <w:pStyle w:val="Bibliography"/>
@@ -44440,7 +44666,7 @@
       <w:r>
         <w:t xml:space="preserve"> </w:t>
       </w:r>
-      <w:hyperlink r:id="rId135">
+      <w:hyperlink r:id="rId136">
         <w:r>
           <w:rPr>
             <w:rStyle w:val="Hyperlink"/>
@@ -44449,8 +44675,8 @@
         </w:r>
       </w:hyperlink>
     </w:p>
-    <w:bookmarkEnd w:id="136"/>
-    <w:bookmarkStart w:id="138" w:name="ref-wikipedia_schur_complement"/>
+    <w:bookmarkEnd w:id="137"/>
+    <w:bookmarkStart w:id="139" w:name="ref-wikipedia_schur_complement"/>
     <w:p>
       <w:pPr>
         <w:pStyle w:val="Bibliography"/>
@@ -44497,7 +44723,7 @@
       <w:r>
         <w:t xml:space="preserve"> </w:t>
       </w:r>
-      <w:hyperlink r:id="rId137">
+      <w:hyperlink r:id="rId138">
         <w:r>
           <w:rPr>
             <w:rStyle w:val="Hyperlink"/>
@@ -44506,8 +44732,8 @@
         </w:r>
       </w:hyperlink>
     </w:p>
-    <w:bookmarkEnd w:id="138"/>
-    <w:bookmarkStart w:id="140" w:name="ref-wikipedia_cholesky_decomposition"/>
+    <w:bookmarkEnd w:id="139"/>
+    <w:bookmarkStart w:id="141" w:name="ref-wikipedia_cholesky_decomposition"/>
     <w:p>
       <w:pPr>
         <w:pStyle w:val="Bibliography"/>
@@ -44554,7 +44780,7 @@
       <w:r>
         <w:t xml:space="preserve"> </w:t>
       </w:r>
-      <w:hyperlink r:id="rId139">
+      <w:hyperlink r:id="rId140">
         <w:r>
           <w:rPr>
             <w:rStyle w:val="Hyperlink"/>
@@ -44563,9 +44789,9 @@
         </w:r>
       </w:hyperlink>
     </w:p>
-    <w:bookmarkEnd w:id="140"/>
     <w:bookmarkEnd w:id="141"/>
     <w:bookmarkEnd w:id="142"/>
+    <w:bookmarkEnd w:id="143"/>
     <w:sectPr>
       <w:footnotePr>
         <w:numRestart w:val="eachSect"/>
@@ -44959,6 +45185,9 @@
     <w:abstractNumId w:val="991"/>
   </w:num>
   <w:num w:numId="1003">
+    <w:abstractNumId w:val="991"/>
+  </w:num>
+  <w:num w:numId="1004">
     <w:abstractNumId w:val="99411"/>
     <w:lvlOverride w:ilvl="0">
       <w:startOverride w:val="1"/>
@@ -44988,10 +45217,10 @@
       <w:startOverride w:val="1"/>
     </w:lvlOverride>
   </w:num>
-  <w:num w:numId="1004">
+  <w:num w:numId="1005">
     <w:abstractNumId w:val="991"/>
   </w:num>
-  <w:num w:numId="1005">
+  <w:num w:numId="1006">
     <w:abstractNumId w:val="99331"/>
     <w:lvlOverride w:ilvl="0">
       <w:startOverride w:val="1"/>
@@ -45021,10 +45250,10 @@
       <w:startOverride w:val="1"/>
     </w:lvlOverride>
   </w:num>
-  <w:num w:numId="1006">
+  <w:num w:numId="1007">
     <w:abstractNumId w:val="991"/>
   </w:num>
-  <w:num w:numId="1007">
+  <w:num w:numId="1008">
     <w:abstractNumId w:val="99411"/>
     <w:lvlOverride w:ilvl="0">
       <w:startOverride w:val="1"/>
@@ -45054,9 +45283,6 @@
       <w:startOverride w:val="1"/>
     </w:lvlOverride>
   </w:num>
-  <w:num w:numId="1008">
-    <w:abstractNumId w:val="991"/>
-  </w:num>
   <w:num w:numId="1009">
     <w:abstractNumId w:val="991"/>
   </w:num>
@@ -45064,6 +45290,9 @@
     <w:abstractNumId w:val="991"/>
   </w:num>
   <w:num w:numId="1011">
+    <w:abstractNumId w:val="991"/>
+  </w:num>
+  <w:num w:numId="1012">
     <w:abstractNumId w:val="99411"/>
     <w:lvlOverride w:ilvl="0">
       <w:startOverride w:val="1"/>
@@ -45093,10 +45322,10 @@
       <w:startOverride w:val="1"/>
     </w:lvlOverride>
   </w:num>
-  <w:num w:numId="1012">
+  <w:num w:numId="1013">
     <w:abstractNumId w:val="991"/>
   </w:num>
-  <w:num w:numId="1013">
+  <w:num w:numId="1014">
     <w:abstractNumId w:val="99411"/>
     <w:lvlOverride w:ilvl="0">
       <w:startOverride w:val="1"/>
@@ -45126,9 +45355,6 @@
       <w:startOverride w:val="1"/>
     </w:lvlOverride>
   </w:num>
-  <w:num w:numId="1014">
-    <w:abstractNumId w:val="991"/>
-  </w:num>
   <w:num w:numId="1015">
     <w:abstractNumId w:val="991"/>
   </w:num>
@@ -45136,6 +45362,9 @@
     <w:abstractNumId w:val="991"/>
   </w:num>
   <w:num w:numId="1017">
+    <w:abstractNumId w:val="991"/>
+  </w:num>
+  <w:num w:numId="1018">
     <w:abstractNumId w:val="991"/>
   </w:num>
 </w:numbering>
